--- a/python/machine_learning/ml1_machine_learning_techniques_regression.docx
+++ b/python/machine_learning/ml1_machine_learning_techniques_regression.docx
@@ -7,17 +7,17 @@
         <w:jc w:val="center"/>
         <w:rPr>
           <w:rFonts w:ascii="Calibri" w:hAnsi="Calibri" w:cs="Calibri"/>
-          <w:sz w:val="36"/>
-          <w:szCs w:val="36"/>
-        </w:rPr>
-      </w:pPr>
-      <w:r>
-        <w:rPr>
-          <w:rFonts w:ascii="Calibri" w:hAnsi="Calibri" w:cs="Calibri"/>
-          <w:b/>
-          <w:bCs/>
-          <w:sz w:val="44"/>
-          <w:szCs w:val="44"/>
+          <w:sz w:val="34"/>
+          <w:szCs w:val="34"/>
+        </w:rPr>
+      </w:pPr>
+      <w:r>
+        <w:rPr>
+          <w:rFonts w:ascii="Calibri" w:hAnsi="Calibri" w:cs="Calibri"/>
+          <w:b/>
+          <w:bCs/>
+          <w:sz w:val="42"/>
+          <w:szCs w:val="42"/>
         </w:rPr>
         <w:t>INDEX</w:t>
       </w:r>
@@ -50,8 +50,18 @@
           <w:sz w:val="32"/>
           <w:szCs w:val="32"/>
         </w:rPr>
-        <w:t>………………………..</w:t>
-      </w:r>
+        <w:t>……………………</w:t>
+      </w:r>
+      <w:proofErr w:type="gramStart"/>
+      <w:r>
+        <w:rPr>
+          <w:rFonts w:ascii="Calibri" w:hAnsi="Calibri" w:cs="Calibri"/>
+          <w:sz w:val="32"/>
+          <w:szCs w:val="32"/>
+        </w:rPr>
+        <w:t>…..</w:t>
+      </w:r>
+      <w:proofErr w:type="gramEnd"/>
       <w:r>
         <w:rPr>
           <w:rFonts w:ascii="Calibri" w:hAnsi="Calibri" w:cs="Calibri"/>
@@ -183,17 +193,17 @@
           <w:rFonts w:ascii="Calibri" w:hAnsi="Calibri" w:cs="Calibri"/>
           <w:b/>
           <w:bCs/>
-          <w:sz w:val="36"/>
-          <w:szCs w:val="36"/>
-        </w:rPr>
-      </w:pPr>
-      <w:r>
-        <w:rPr>
-          <w:rFonts w:ascii="Calibri" w:hAnsi="Calibri" w:cs="Calibri"/>
-          <w:b/>
-          <w:bCs/>
-          <w:sz w:val="36"/>
-          <w:szCs w:val="36"/>
+          <w:sz w:val="34"/>
+          <w:szCs w:val="34"/>
+        </w:rPr>
+      </w:pPr>
+      <w:r>
+        <w:rPr>
+          <w:rFonts w:ascii="Calibri" w:hAnsi="Calibri" w:cs="Calibri"/>
+          <w:b/>
+          <w:bCs/>
+          <w:sz w:val="34"/>
+          <w:szCs w:val="34"/>
         </w:rPr>
         <w:lastRenderedPageBreak/>
         <w:t>Slope:</w:t>
@@ -204,23 +214,23 @@
         <w:jc w:val="both"/>
         <w:rPr>
           <w:rFonts w:ascii="Calibri" w:hAnsi="Calibri" w:cs="Calibri"/>
-          <w:sz w:val="36"/>
-          <w:szCs w:val="36"/>
-        </w:rPr>
-      </w:pPr>
-      <w:r>
-        <w:rPr>
-          <w:rFonts w:ascii="Calibri" w:hAnsi="Calibri" w:cs="Calibri"/>
-          <w:sz w:val="36"/>
-          <w:szCs w:val="36"/>
+          <w:sz w:val="34"/>
+          <w:szCs w:val="34"/>
+        </w:rPr>
+      </w:pPr>
+      <w:r>
+        <w:rPr>
+          <w:rFonts w:ascii="Calibri" w:hAnsi="Calibri" w:cs="Calibri"/>
+          <w:sz w:val="34"/>
+          <w:szCs w:val="34"/>
         </w:rPr>
         <w:t xml:space="preserve"># </w:t>
       </w:r>
       <w:r>
         <w:rPr>
           <w:rFonts w:ascii="Calibri" w:hAnsi="Calibri" w:cs="Calibri"/>
-          <w:sz w:val="36"/>
-          <w:szCs w:val="36"/>
+          <w:sz w:val="34"/>
+          <w:szCs w:val="34"/>
         </w:rPr>
         <w:t>The equation of a straight line (Slope or Dhal) is written as:</w:t>
       </w:r>
@@ -230,25 +240,25 @@
         <w:jc w:val="both"/>
         <w:rPr>
           <w:rFonts w:ascii="Calibri" w:hAnsi="Calibri" w:cs="Calibri"/>
-          <w:sz w:val="36"/>
-          <w:szCs w:val="36"/>
-        </w:rPr>
-      </w:pPr>
-      <w:r>
-        <w:rPr>
-          <w:rFonts w:ascii="Calibri" w:hAnsi="Calibri" w:cs="Calibri"/>
-          <w:b/>
-          <w:bCs/>
-          <w:sz w:val="36"/>
-          <w:szCs w:val="36"/>
+          <w:sz w:val="34"/>
+          <w:szCs w:val="34"/>
+        </w:rPr>
+      </w:pPr>
+      <w:r>
+        <w:rPr>
+          <w:rFonts w:ascii="Calibri" w:hAnsi="Calibri" w:cs="Calibri"/>
+          <w:b/>
+          <w:bCs/>
+          <w:sz w:val="34"/>
+          <w:szCs w:val="34"/>
         </w:rPr>
         <w:t>y = mx + c</w:t>
       </w:r>
       <w:r>
         <w:rPr>
           <w:rFonts w:ascii="Calibri" w:hAnsi="Calibri" w:cs="Calibri"/>
-          <w:sz w:val="36"/>
-          <w:szCs w:val="36"/>
+          <w:sz w:val="34"/>
+          <w:szCs w:val="34"/>
         </w:rPr>
         <w:t>.</w:t>
       </w:r>
@@ -258,23 +268,23 @@
         <w:jc w:val="both"/>
         <w:rPr>
           <w:rFonts w:ascii="Calibri" w:hAnsi="Calibri" w:cs="Calibri"/>
-          <w:sz w:val="36"/>
-          <w:szCs w:val="36"/>
-        </w:rPr>
-      </w:pPr>
-      <w:r>
-        <w:rPr>
-          <w:rFonts w:ascii="Calibri" w:hAnsi="Calibri" w:cs="Calibri"/>
-          <w:sz w:val="36"/>
-          <w:szCs w:val="36"/>
+          <w:sz w:val="34"/>
+          <w:szCs w:val="34"/>
+        </w:rPr>
+      </w:pPr>
+      <w:r>
+        <w:rPr>
+          <w:rFonts w:ascii="Calibri" w:hAnsi="Calibri" w:cs="Calibri"/>
+          <w:sz w:val="34"/>
+          <w:szCs w:val="34"/>
         </w:rPr>
         <w:t xml:space="preserve"># </w:t>
       </w:r>
       <w:r>
         <w:rPr>
           <w:rFonts w:ascii="Calibri" w:hAnsi="Calibri" w:cs="Calibri"/>
-          <w:sz w:val="36"/>
-          <w:szCs w:val="36"/>
+          <w:sz w:val="34"/>
+          <w:szCs w:val="34"/>
         </w:rPr>
         <w:t>Where:</w:t>
       </w:r>
@@ -289,49 +299,49 @@
         <w:jc w:val="both"/>
         <w:rPr>
           <w:rFonts w:ascii="Calibri" w:hAnsi="Calibri" w:cs="Calibri"/>
-          <w:sz w:val="36"/>
-          <w:szCs w:val="36"/>
-        </w:rPr>
-      </w:pPr>
-      <w:r>
-        <w:rPr>
-          <w:rFonts w:ascii="Calibri" w:hAnsi="Calibri" w:cs="Calibri"/>
-          <w:b/>
-          <w:bCs/>
-          <w:sz w:val="36"/>
-          <w:szCs w:val="36"/>
+          <w:sz w:val="34"/>
+          <w:szCs w:val="34"/>
+        </w:rPr>
+      </w:pPr>
+      <w:r>
+        <w:rPr>
+          <w:rFonts w:ascii="Calibri" w:hAnsi="Calibri" w:cs="Calibri"/>
+          <w:b/>
+          <w:bCs/>
+          <w:sz w:val="34"/>
+          <w:szCs w:val="34"/>
         </w:rPr>
         <w:t>y</w:t>
       </w:r>
       <w:r>
         <w:rPr>
           <w:rFonts w:ascii="Calibri" w:hAnsi="Calibri" w:cs="Calibri"/>
-          <w:sz w:val="36"/>
-          <w:szCs w:val="36"/>
+          <w:sz w:val="34"/>
+          <w:szCs w:val="34"/>
         </w:rPr>
         <w:t xml:space="preserve"> is </w:t>
       </w:r>
       <w:r>
         <w:rPr>
           <w:rFonts w:ascii="Calibri" w:hAnsi="Calibri" w:cs="Calibri"/>
-          <w:sz w:val="36"/>
-          <w:szCs w:val="36"/>
+          <w:sz w:val="34"/>
+          <w:szCs w:val="34"/>
         </w:rPr>
         <w:t xml:space="preserve">the </w:t>
       </w:r>
       <w:r>
         <w:rPr>
           <w:rFonts w:ascii="Calibri" w:hAnsi="Calibri" w:cs="Calibri"/>
-          <w:sz w:val="36"/>
-          <w:szCs w:val="36"/>
+          <w:sz w:val="34"/>
+          <w:szCs w:val="34"/>
         </w:rPr>
         <w:t>dependent</w:t>
       </w:r>
       <w:r>
         <w:rPr>
           <w:rFonts w:ascii="Calibri" w:hAnsi="Calibri" w:cs="Calibri"/>
-          <w:sz w:val="36"/>
-          <w:szCs w:val="36"/>
+          <w:sz w:val="34"/>
+          <w:szCs w:val="34"/>
         </w:rPr>
         <w:t xml:space="preserve"> variable (Output) or the value we are trying to predict. Its value is determined by </w:t>
       </w:r>
@@ -340,16 +350,16 @@
           <w:rFonts w:ascii="Calibri" w:hAnsi="Calibri" w:cs="Calibri"/>
           <w:b/>
           <w:bCs/>
-          <w:sz w:val="36"/>
-          <w:szCs w:val="36"/>
+          <w:sz w:val="34"/>
+          <w:szCs w:val="34"/>
         </w:rPr>
         <w:t>x</w:t>
       </w:r>
       <w:r>
         <w:rPr>
           <w:rFonts w:ascii="Calibri" w:hAnsi="Calibri" w:cs="Calibri"/>
-          <w:sz w:val="36"/>
-          <w:szCs w:val="36"/>
+          <w:sz w:val="34"/>
+          <w:szCs w:val="34"/>
         </w:rPr>
         <w:t xml:space="preserve">. If </w:t>
       </w:r>
@@ -358,16 +368,16 @@
           <w:rFonts w:ascii="Calibri" w:hAnsi="Calibri" w:cs="Calibri"/>
           <w:b/>
           <w:bCs/>
-          <w:sz w:val="36"/>
-          <w:szCs w:val="36"/>
+          <w:sz w:val="34"/>
+          <w:szCs w:val="34"/>
         </w:rPr>
         <w:t>x</w:t>
       </w:r>
       <w:r>
         <w:rPr>
           <w:rFonts w:ascii="Calibri" w:hAnsi="Calibri" w:cs="Calibri"/>
-          <w:sz w:val="36"/>
-          <w:szCs w:val="36"/>
+          <w:sz w:val="34"/>
+          <w:szCs w:val="34"/>
         </w:rPr>
         <w:t xml:space="preserve"> changes, </w:t>
       </w:r>
@@ -376,16 +386,16 @@
           <w:rFonts w:ascii="Calibri" w:hAnsi="Calibri" w:cs="Calibri"/>
           <w:b/>
           <w:bCs/>
-          <w:sz w:val="36"/>
-          <w:szCs w:val="36"/>
+          <w:sz w:val="34"/>
+          <w:szCs w:val="34"/>
         </w:rPr>
         <w:t>y</w:t>
       </w:r>
       <w:r>
         <w:rPr>
           <w:rFonts w:ascii="Calibri" w:hAnsi="Calibri" w:cs="Calibri"/>
-          <w:sz w:val="36"/>
-          <w:szCs w:val="36"/>
+          <w:sz w:val="34"/>
+          <w:szCs w:val="34"/>
         </w:rPr>
         <w:t xml:space="preserve"> changes as a result.</w:t>
       </w:r>
@@ -400,33 +410,33 @@
         <w:jc w:val="both"/>
         <w:rPr>
           <w:rFonts w:ascii="Calibri" w:hAnsi="Calibri" w:cs="Calibri"/>
-          <w:sz w:val="36"/>
-          <w:szCs w:val="36"/>
-        </w:rPr>
-      </w:pPr>
-      <w:r>
-        <w:rPr>
-          <w:rFonts w:ascii="Calibri" w:hAnsi="Calibri" w:cs="Calibri"/>
-          <w:b/>
-          <w:bCs/>
-          <w:sz w:val="36"/>
-          <w:szCs w:val="36"/>
+          <w:sz w:val="34"/>
+          <w:szCs w:val="34"/>
+        </w:rPr>
+      </w:pPr>
+      <w:r>
+        <w:rPr>
+          <w:rFonts w:ascii="Calibri" w:hAnsi="Calibri" w:cs="Calibri"/>
+          <w:b/>
+          <w:bCs/>
+          <w:sz w:val="34"/>
+          <w:szCs w:val="34"/>
         </w:rPr>
         <w:t>m</w:t>
       </w:r>
       <w:r>
         <w:rPr>
           <w:rFonts w:ascii="Calibri" w:hAnsi="Calibri" w:cs="Calibri"/>
-          <w:sz w:val="36"/>
-          <w:szCs w:val="36"/>
+          <w:sz w:val="34"/>
+          <w:szCs w:val="34"/>
         </w:rPr>
         <w:t xml:space="preserve"> is </w:t>
       </w:r>
       <w:r>
         <w:rPr>
           <w:rFonts w:ascii="Calibri" w:hAnsi="Calibri" w:cs="Calibri"/>
-          <w:sz w:val="36"/>
-          <w:szCs w:val="36"/>
+          <w:sz w:val="34"/>
+          <w:szCs w:val="34"/>
         </w:rPr>
         <w:t>the slope (Steepness and Direction). It controls how steep the line is and which direction it leans:</w:t>
       </w:r>
@@ -441,15 +451,15 @@
         <w:jc w:val="both"/>
         <w:rPr>
           <w:rFonts w:ascii="Calibri" w:hAnsi="Calibri" w:cs="Calibri"/>
-          <w:sz w:val="36"/>
-          <w:szCs w:val="36"/>
-        </w:rPr>
-      </w:pPr>
-      <w:r>
-        <w:rPr>
-          <w:rFonts w:ascii="Calibri" w:hAnsi="Calibri" w:cs="Calibri"/>
-          <w:sz w:val="36"/>
-          <w:szCs w:val="36"/>
+          <w:sz w:val="34"/>
+          <w:szCs w:val="34"/>
+        </w:rPr>
+      </w:pPr>
+      <w:r>
+        <w:rPr>
+          <w:rFonts w:ascii="Calibri" w:hAnsi="Calibri" w:cs="Calibri"/>
+          <w:sz w:val="34"/>
+          <w:szCs w:val="34"/>
         </w:rPr>
         <w:t xml:space="preserve">If </w:t>
       </w:r>
@@ -458,18 +468,36 @@
           <w:rFonts w:ascii="Calibri" w:hAnsi="Calibri" w:cs="Calibri"/>
           <w:b/>
           <w:bCs/>
-          <w:sz w:val="36"/>
-          <w:szCs w:val="36"/>
+          <w:sz w:val="34"/>
+          <w:szCs w:val="34"/>
         </w:rPr>
         <w:t>m</w:t>
       </w:r>
       <w:r>
         <w:rPr>
           <w:rFonts w:ascii="Calibri" w:hAnsi="Calibri" w:cs="Calibri"/>
-          <w:sz w:val="36"/>
-          <w:szCs w:val="36"/>
-        </w:rPr>
-        <w:t xml:space="preserve"> &gt; 0  →  line tilts upward (positive slope)</w:t>
+          <w:sz w:val="34"/>
+          <w:szCs w:val="34"/>
+        </w:rPr>
+        <w:t xml:space="preserve"> &gt; </w:t>
+      </w:r>
+      <w:proofErr w:type="gramStart"/>
+      <w:r>
+        <w:rPr>
+          <w:rFonts w:ascii="Calibri" w:hAnsi="Calibri" w:cs="Calibri"/>
+          <w:sz w:val="34"/>
+          <w:szCs w:val="34"/>
+        </w:rPr>
+        <w:t>0  →</w:t>
+      </w:r>
+      <w:proofErr w:type="gramEnd"/>
+      <w:r>
+        <w:rPr>
+          <w:rFonts w:ascii="Calibri" w:hAnsi="Calibri" w:cs="Calibri"/>
+          <w:sz w:val="34"/>
+          <w:szCs w:val="34"/>
+        </w:rPr>
+        <w:t xml:space="preserve">  line tilts upward (positive slope)</w:t>
       </w:r>
     </w:p>
     <w:p>
@@ -482,15 +510,15 @@
         <w:jc w:val="both"/>
         <w:rPr>
           <w:rFonts w:ascii="Calibri" w:hAnsi="Calibri" w:cs="Calibri"/>
-          <w:sz w:val="36"/>
-          <w:szCs w:val="36"/>
-        </w:rPr>
-      </w:pPr>
-      <w:r>
-        <w:rPr>
-          <w:rFonts w:ascii="Calibri" w:hAnsi="Calibri" w:cs="Calibri"/>
-          <w:sz w:val="36"/>
-          <w:szCs w:val="36"/>
+          <w:sz w:val="34"/>
+          <w:szCs w:val="34"/>
+        </w:rPr>
+      </w:pPr>
+      <w:r>
+        <w:rPr>
+          <w:rFonts w:ascii="Calibri" w:hAnsi="Calibri" w:cs="Calibri"/>
+          <w:sz w:val="34"/>
+          <w:szCs w:val="34"/>
         </w:rPr>
         <w:t>If</w:t>
       </w:r>
@@ -499,18 +527,36 @@
           <w:rFonts w:ascii="Calibri" w:hAnsi="Calibri" w:cs="Calibri"/>
           <w:b/>
           <w:bCs/>
-          <w:sz w:val="36"/>
-          <w:szCs w:val="36"/>
+          <w:sz w:val="34"/>
+          <w:szCs w:val="34"/>
         </w:rPr>
         <w:t xml:space="preserve"> m</w:t>
       </w:r>
       <w:r>
         <w:rPr>
           <w:rFonts w:ascii="Calibri" w:hAnsi="Calibri" w:cs="Calibri"/>
-          <w:sz w:val="36"/>
-          <w:szCs w:val="36"/>
-        </w:rPr>
-        <w:t xml:space="preserve"> &lt; 0  →  line tilts downward (negative slope)</w:t>
+          <w:sz w:val="34"/>
+          <w:szCs w:val="34"/>
+        </w:rPr>
+        <w:t xml:space="preserve"> &lt; </w:t>
+      </w:r>
+      <w:proofErr w:type="gramStart"/>
+      <w:r>
+        <w:rPr>
+          <w:rFonts w:ascii="Calibri" w:hAnsi="Calibri" w:cs="Calibri"/>
+          <w:sz w:val="34"/>
+          <w:szCs w:val="34"/>
+        </w:rPr>
+        <w:t>0  →</w:t>
+      </w:r>
+      <w:proofErr w:type="gramEnd"/>
+      <w:r>
+        <w:rPr>
+          <w:rFonts w:ascii="Calibri" w:hAnsi="Calibri" w:cs="Calibri"/>
+          <w:sz w:val="34"/>
+          <w:szCs w:val="34"/>
+        </w:rPr>
+        <w:t xml:space="preserve">  line tilts downward (negative slope)</w:t>
       </w:r>
     </w:p>
     <w:p>
@@ -523,15 +569,15 @@
         <w:jc w:val="both"/>
         <w:rPr>
           <w:rFonts w:ascii="Calibri" w:hAnsi="Calibri" w:cs="Calibri"/>
-          <w:sz w:val="36"/>
-          <w:szCs w:val="36"/>
-        </w:rPr>
-      </w:pPr>
-      <w:r>
-        <w:rPr>
-          <w:rFonts w:ascii="Calibri" w:hAnsi="Calibri" w:cs="Calibri"/>
-          <w:sz w:val="36"/>
-          <w:szCs w:val="36"/>
+          <w:sz w:val="34"/>
+          <w:szCs w:val="34"/>
+        </w:rPr>
+      </w:pPr>
+      <w:r>
+        <w:rPr>
+          <w:rFonts w:ascii="Calibri" w:hAnsi="Calibri" w:cs="Calibri"/>
+          <w:sz w:val="34"/>
+          <w:szCs w:val="34"/>
         </w:rPr>
         <w:t xml:space="preserve">If </w:t>
       </w:r>
@@ -540,18 +586,36 @@
           <w:rFonts w:ascii="Calibri" w:hAnsi="Calibri" w:cs="Calibri"/>
           <w:b/>
           <w:bCs/>
-          <w:sz w:val="36"/>
-          <w:szCs w:val="36"/>
+          <w:sz w:val="34"/>
+          <w:szCs w:val="34"/>
         </w:rPr>
         <w:t>m</w:t>
       </w:r>
       <w:r>
         <w:rPr>
           <w:rFonts w:ascii="Calibri" w:hAnsi="Calibri" w:cs="Calibri"/>
-          <w:sz w:val="36"/>
-          <w:szCs w:val="36"/>
-        </w:rPr>
-        <w:t xml:space="preserve"> = 0  →  line is flat, parallel to the x-axis (no relationship)</w:t>
+          <w:sz w:val="34"/>
+          <w:szCs w:val="34"/>
+        </w:rPr>
+        <w:t xml:space="preserve"> = </w:t>
+      </w:r>
+      <w:proofErr w:type="gramStart"/>
+      <w:r>
+        <w:rPr>
+          <w:rFonts w:ascii="Calibri" w:hAnsi="Calibri" w:cs="Calibri"/>
+          <w:sz w:val="34"/>
+          <w:szCs w:val="34"/>
+        </w:rPr>
+        <w:t>0  →</w:t>
+      </w:r>
+      <w:proofErr w:type="gramEnd"/>
+      <w:r>
+        <w:rPr>
+          <w:rFonts w:ascii="Calibri" w:hAnsi="Calibri" w:cs="Calibri"/>
+          <w:sz w:val="34"/>
+          <w:szCs w:val="34"/>
+        </w:rPr>
+        <w:t xml:space="preserve">  line is flat, parallel to the x-axis (no relationship)</w:t>
       </w:r>
     </w:p>
     <w:p>
@@ -563,33 +627,33 @@
         </w:numPr>
         <w:rPr>
           <w:rFonts w:ascii="Calibri" w:hAnsi="Calibri" w:cs="Calibri"/>
-          <w:sz w:val="36"/>
-          <w:szCs w:val="36"/>
-        </w:rPr>
-      </w:pPr>
-      <w:r>
-        <w:rPr>
-          <w:rFonts w:ascii="Calibri" w:hAnsi="Calibri" w:cs="Calibri"/>
-          <w:b/>
-          <w:bCs/>
-          <w:sz w:val="36"/>
-          <w:szCs w:val="36"/>
+          <w:sz w:val="34"/>
+          <w:szCs w:val="34"/>
+        </w:rPr>
+      </w:pPr>
+      <w:r>
+        <w:rPr>
+          <w:rFonts w:ascii="Calibri" w:hAnsi="Calibri" w:cs="Calibri"/>
+          <w:b/>
+          <w:bCs/>
+          <w:sz w:val="34"/>
+          <w:szCs w:val="34"/>
         </w:rPr>
         <w:t>c</w:t>
       </w:r>
       <w:r>
         <w:rPr>
           <w:rFonts w:ascii="Calibri" w:hAnsi="Calibri" w:cs="Calibri"/>
-          <w:sz w:val="36"/>
-          <w:szCs w:val="36"/>
+          <w:sz w:val="34"/>
+          <w:szCs w:val="34"/>
         </w:rPr>
         <w:t xml:space="preserve"> is the</w:t>
       </w:r>
       <w:r>
         <w:rPr>
           <w:rFonts w:ascii="Calibri" w:hAnsi="Calibri" w:cs="Calibri"/>
-          <w:sz w:val="36"/>
-          <w:szCs w:val="36"/>
+          <w:sz w:val="34"/>
+          <w:szCs w:val="34"/>
         </w:rPr>
         <w:t xml:space="preserve"> </w:t>
       </w:r>
@@ -598,24 +662,24 @@
           <w:rFonts w:ascii="Calibri" w:hAnsi="Calibri" w:cs="Calibri"/>
           <w:b/>
           <w:bCs/>
-          <w:sz w:val="36"/>
-          <w:szCs w:val="36"/>
+          <w:sz w:val="34"/>
+          <w:szCs w:val="34"/>
         </w:rPr>
         <w:t>y</w:t>
       </w:r>
       <w:r>
         <w:rPr>
           <w:rFonts w:ascii="Calibri" w:hAnsi="Calibri" w:cs="Calibri"/>
-          <w:sz w:val="36"/>
-          <w:szCs w:val="36"/>
+          <w:sz w:val="34"/>
+          <w:szCs w:val="34"/>
         </w:rPr>
         <w:t xml:space="preserve"> intercept</w:t>
       </w:r>
       <w:r>
         <w:rPr>
           <w:rFonts w:ascii="Calibri" w:hAnsi="Calibri" w:cs="Calibri"/>
-          <w:sz w:val="36"/>
-          <w:szCs w:val="36"/>
+          <w:sz w:val="34"/>
+          <w:szCs w:val="34"/>
         </w:rPr>
         <w:t>. The point where the line crosses the y-axis. It shifts the entire line up or down without changing its angle:</w:t>
       </w:r>
@@ -629,15 +693,15 @@
         </w:numPr>
         <w:rPr>
           <w:rFonts w:ascii="Calibri" w:hAnsi="Calibri" w:cs="Calibri"/>
-          <w:sz w:val="36"/>
-          <w:szCs w:val="36"/>
-        </w:rPr>
-      </w:pPr>
-      <w:r>
-        <w:rPr>
-          <w:rFonts w:ascii="Calibri" w:hAnsi="Calibri" w:cs="Calibri"/>
-          <w:sz w:val="36"/>
-          <w:szCs w:val="36"/>
+          <w:sz w:val="34"/>
+          <w:szCs w:val="34"/>
+        </w:rPr>
+      </w:pPr>
+      <w:r>
+        <w:rPr>
+          <w:rFonts w:ascii="Calibri" w:hAnsi="Calibri" w:cs="Calibri"/>
+          <w:sz w:val="34"/>
+          <w:szCs w:val="34"/>
         </w:rPr>
         <w:t xml:space="preserve">If </w:t>
       </w:r>
@@ -646,18 +710,36 @@
           <w:rFonts w:ascii="Calibri" w:hAnsi="Calibri" w:cs="Calibri"/>
           <w:b/>
           <w:bCs/>
-          <w:sz w:val="36"/>
-          <w:szCs w:val="36"/>
+          <w:sz w:val="34"/>
+          <w:szCs w:val="34"/>
         </w:rPr>
         <w:t>c</w:t>
       </w:r>
       <w:r>
         <w:rPr>
           <w:rFonts w:ascii="Calibri" w:hAnsi="Calibri" w:cs="Calibri"/>
-          <w:sz w:val="36"/>
-          <w:szCs w:val="36"/>
-        </w:rPr>
-        <w:t xml:space="preserve"> &gt; 0  →  line crosses y-axis above the origin</w:t>
+          <w:sz w:val="34"/>
+          <w:szCs w:val="34"/>
+        </w:rPr>
+        <w:t xml:space="preserve"> &gt; </w:t>
+      </w:r>
+      <w:proofErr w:type="gramStart"/>
+      <w:r>
+        <w:rPr>
+          <w:rFonts w:ascii="Calibri" w:hAnsi="Calibri" w:cs="Calibri"/>
+          <w:sz w:val="34"/>
+          <w:szCs w:val="34"/>
+        </w:rPr>
+        <w:t>0  →</w:t>
+      </w:r>
+      <w:proofErr w:type="gramEnd"/>
+      <w:r>
+        <w:rPr>
+          <w:rFonts w:ascii="Calibri" w:hAnsi="Calibri" w:cs="Calibri"/>
+          <w:sz w:val="34"/>
+          <w:szCs w:val="34"/>
+        </w:rPr>
+        <w:t xml:space="preserve">  line crosses y-axis above the origin</w:t>
       </w:r>
     </w:p>
     <w:p>
@@ -669,15 +751,15 @@
         </w:numPr>
         <w:rPr>
           <w:rFonts w:ascii="Calibri" w:hAnsi="Calibri" w:cs="Calibri"/>
-          <w:sz w:val="36"/>
-          <w:szCs w:val="36"/>
-        </w:rPr>
-      </w:pPr>
-      <w:r>
-        <w:rPr>
-          <w:rFonts w:ascii="Calibri" w:hAnsi="Calibri" w:cs="Calibri"/>
-          <w:sz w:val="36"/>
-          <w:szCs w:val="36"/>
+          <w:sz w:val="34"/>
+          <w:szCs w:val="34"/>
+        </w:rPr>
+      </w:pPr>
+      <w:r>
+        <w:rPr>
+          <w:rFonts w:ascii="Calibri" w:hAnsi="Calibri" w:cs="Calibri"/>
+          <w:sz w:val="34"/>
+          <w:szCs w:val="34"/>
         </w:rPr>
         <w:t xml:space="preserve">If </w:t>
       </w:r>
@@ -686,18 +768,36 @@
           <w:rFonts w:ascii="Calibri" w:hAnsi="Calibri" w:cs="Calibri"/>
           <w:b/>
           <w:bCs/>
-          <w:sz w:val="36"/>
-          <w:szCs w:val="36"/>
+          <w:sz w:val="34"/>
+          <w:szCs w:val="34"/>
         </w:rPr>
         <w:t>c</w:t>
       </w:r>
       <w:r>
         <w:rPr>
           <w:rFonts w:ascii="Calibri" w:hAnsi="Calibri" w:cs="Calibri"/>
-          <w:sz w:val="36"/>
-          <w:szCs w:val="36"/>
-        </w:rPr>
-        <w:t xml:space="preserve"> &lt; 0  →  line crosses y-axis below the origin</w:t>
+          <w:sz w:val="34"/>
+          <w:szCs w:val="34"/>
+        </w:rPr>
+        <w:t xml:space="preserve"> &lt; </w:t>
+      </w:r>
+      <w:proofErr w:type="gramStart"/>
+      <w:r>
+        <w:rPr>
+          <w:rFonts w:ascii="Calibri" w:hAnsi="Calibri" w:cs="Calibri"/>
+          <w:sz w:val="34"/>
+          <w:szCs w:val="34"/>
+        </w:rPr>
+        <w:t>0  →</w:t>
+      </w:r>
+      <w:proofErr w:type="gramEnd"/>
+      <w:r>
+        <w:rPr>
+          <w:rFonts w:ascii="Calibri" w:hAnsi="Calibri" w:cs="Calibri"/>
+          <w:sz w:val="34"/>
+          <w:szCs w:val="34"/>
+        </w:rPr>
+        <w:t xml:space="preserve">  line crosses y-axis below the origin</w:t>
       </w:r>
     </w:p>
     <w:p>
@@ -709,15 +809,15 @@
         </w:numPr>
         <w:rPr>
           <w:rFonts w:ascii="Calibri" w:hAnsi="Calibri" w:cs="Calibri"/>
-          <w:sz w:val="36"/>
-          <w:szCs w:val="36"/>
-        </w:rPr>
-      </w:pPr>
-      <w:r>
-        <w:rPr>
-          <w:rFonts w:ascii="Calibri" w:hAnsi="Calibri" w:cs="Calibri"/>
-          <w:sz w:val="36"/>
-          <w:szCs w:val="36"/>
+          <w:sz w:val="34"/>
+          <w:szCs w:val="34"/>
+        </w:rPr>
+      </w:pPr>
+      <w:r>
+        <w:rPr>
+          <w:rFonts w:ascii="Calibri" w:hAnsi="Calibri" w:cs="Calibri"/>
+          <w:sz w:val="34"/>
+          <w:szCs w:val="34"/>
         </w:rPr>
         <w:t xml:space="preserve">If </w:t>
       </w:r>
@@ -726,52 +826,70 @@
           <w:rFonts w:ascii="Calibri" w:hAnsi="Calibri" w:cs="Calibri"/>
           <w:b/>
           <w:bCs/>
-          <w:sz w:val="36"/>
-          <w:szCs w:val="36"/>
+          <w:sz w:val="34"/>
+          <w:szCs w:val="34"/>
         </w:rPr>
         <w:t>c</w:t>
       </w:r>
       <w:r>
         <w:rPr>
           <w:rFonts w:ascii="Calibri" w:hAnsi="Calibri" w:cs="Calibri"/>
-          <w:sz w:val="36"/>
-          <w:szCs w:val="36"/>
-        </w:rPr>
-        <w:t xml:space="preserve"> = 0  →  line passes through the origin (0, 0)</w:t>
-      </w:r>
-    </w:p>
-    <w:p>
-      <w:pPr>
-        <w:jc w:val="both"/>
-        <w:rPr>
-          <w:rFonts w:ascii="Calibri" w:hAnsi="Calibri" w:cs="Calibri"/>
-          <w:sz w:val="36"/>
-          <w:szCs w:val="36"/>
-        </w:rPr>
-      </w:pPr>
-    </w:p>
-    <w:p>
-      <w:pPr>
-        <w:jc w:val="both"/>
-        <w:rPr>
-          <w:rFonts w:ascii="Calibri" w:hAnsi="Calibri" w:cs="Calibri"/>
-          <w:sz w:val="36"/>
-          <w:szCs w:val="36"/>
-        </w:rPr>
-      </w:pPr>
-      <w:r>
-        <w:rPr>
-          <w:rFonts w:ascii="Calibri" w:hAnsi="Calibri" w:cs="Calibri"/>
-          <w:sz w:val="36"/>
-          <w:szCs w:val="36"/>
+          <w:sz w:val="34"/>
+          <w:szCs w:val="34"/>
+        </w:rPr>
+        <w:t xml:space="preserve"> = </w:t>
+      </w:r>
+      <w:proofErr w:type="gramStart"/>
+      <w:r>
+        <w:rPr>
+          <w:rFonts w:ascii="Calibri" w:hAnsi="Calibri" w:cs="Calibri"/>
+          <w:sz w:val="34"/>
+          <w:szCs w:val="34"/>
+        </w:rPr>
+        <w:t>0  →</w:t>
+      </w:r>
+      <w:proofErr w:type="gramEnd"/>
+      <w:r>
+        <w:rPr>
+          <w:rFonts w:ascii="Calibri" w:hAnsi="Calibri" w:cs="Calibri"/>
+          <w:sz w:val="34"/>
+          <w:szCs w:val="34"/>
+        </w:rPr>
+        <w:t xml:space="preserve">  line passes through the origin (0, 0)</w:t>
+      </w:r>
+    </w:p>
+    <w:p>
+      <w:pPr>
+        <w:jc w:val="both"/>
+        <w:rPr>
+          <w:rFonts w:ascii="Calibri" w:hAnsi="Calibri" w:cs="Calibri"/>
+          <w:sz w:val="34"/>
+          <w:szCs w:val="34"/>
+        </w:rPr>
+      </w:pPr>
+    </w:p>
+    <w:p>
+      <w:pPr>
+        <w:jc w:val="both"/>
+        <w:rPr>
+          <w:rFonts w:ascii="Calibri" w:hAnsi="Calibri" w:cs="Calibri"/>
+          <w:sz w:val="34"/>
+          <w:szCs w:val="34"/>
+        </w:rPr>
+      </w:pPr>
+      <w:r>
+        <w:rPr>
+          <w:rFonts w:ascii="Calibri" w:hAnsi="Calibri" w:cs="Calibri"/>
+          <w:sz w:val="34"/>
+          <w:szCs w:val="34"/>
         </w:rPr>
         <w:t>#</w:t>
       </w:r>
       <w:r>
         <w:rPr>
           <w:rFonts w:ascii="Calibri" w:hAnsi="Calibri" w:cs="Calibri"/>
-          <w:sz w:val="36"/>
-          <w:szCs w:val="36"/>
+          <w:sz w:val="34"/>
+          <w:szCs w:val="34"/>
         </w:rPr>
         <w:t xml:space="preserve"> By changing </w:t>
       </w:r>
@@ -780,16 +898,16 @@
           <w:rFonts w:ascii="Calibri" w:hAnsi="Calibri" w:cs="Calibri"/>
           <w:b/>
           <w:bCs/>
-          <w:sz w:val="36"/>
-          <w:szCs w:val="36"/>
+          <w:sz w:val="34"/>
+          <w:szCs w:val="34"/>
         </w:rPr>
         <w:t xml:space="preserve">m </w:t>
       </w:r>
       <w:r>
         <w:rPr>
           <w:rFonts w:ascii="Calibri" w:hAnsi="Calibri" w:cs="Calibri"/>
-          <w:sz w:val="36"/>
-          <w:szCs w:val="36"/>
+          <w:sz w:val="34"/>
+          <w:szCs w:val="34"/>
         </w:rPr>
         <w:t xml:space="preserve">and </w:t>
       </w:r>
@@ -798,16 +916,16 @@
           <w:rFonts w:ascii="Calibri" w:hAnsi="Calibri" w:cs="Calibri"/>
           <w:b/>
           <w:bCs/>
-          <w:sz w:val="36"/>
-          <w:szCs w:val="36"/>
+          <w:sz w:val="34"/>
+          <w:szCs w:val="34"/>
         </w:rPr>
         <w:t>c</w:t>
       </w:r>
       <w:r>
         <w:rPr>
           <w:rFonts w:ascii="Calibri" w:hAnsi="Calibri" w:cs="Calibri"/>
-          <w:sz w:val="36"/>
-          <w:szCs w:val="36"/>
+          <w:sz w:val="34"/>
+          <w:szCs w:val="34"/>
         </w:rPr>
         <w:t xml:space="preserve">, we can position and rotate the line anywhere on the graph. The entire goal of Linear Regression is finding the best values of </w:t>
       </w:r>
@@ -816,16 +934,16 @@
           <w:rFonts w:ascii="Calibri" w:hAnsi="Calibri" w:cs="Calibri"/>
           <w:b/>
           <w:bCs/>
-          <w:sz w:val="36"/>
-          <w:szCs w:val="36"/>
+          <w:sz w:val="34"/>
+          <w:szCs w:val="34"/>
         </w:rPr>
         <w:t>m</w:t>
       </w:r>
       <w:r>
         <w:rPr>
           <w:rFonts w:ascii="Calibri" w:hAnsi="Calibri" w:cs="Calibri"/>
-          <w:sz w:val="36"/>
-          <w:szCs w:val="36"/>
+          <w:sz w:val="34"/>
+          <w:szCs w:val="34"/>
         </w:rPr>
         <w:t xml:space="preserve"> and </w:t>
       </w:r>
@@ -834,16 +952,16 @@
           <w:rFonts w:ascii="Calibri" w:hAnsi="Calibri" w:cs="Calibri"/>
           <w:b/>
           <w:bCs/>
-          <w:sz w:val="36"/>
-          <w:szCs w:val="36"/>
+          <w:sz w:val="34"/>
+          <w:szCs w:val="34"/>
         </w:rPr>
         <w:t>c</w:t>
       </w:r>
       <w:r>
         <w:rPr>
           <w:rFonts w:ascii="Calibri" w:hAnsi="Calibri" w:cs="Calibri"/>
-          <w:sz w:val="36"/>
-          <w:szCs w:val="36"/>
+          <w:sz w:val="34"/>
+          <w:szCs w:val="34"/>
         </w:rPr>
         <w:t>.</w:t>
       </w:r>
@@ -853,16 +971,16 @@
         <w:jc w:val="both"/>
         <w:rPr>
           <w:rFonts w:ascii="Calibri" w:hAnsi="Calibri" w:cs="Calibri"/>
-          <w:sz w:val="36"/>
-          <w:szCs w:val="36"/>
+          <w:sz w:val="34"/>
+          <w:szCs w:val="34"/>
         </w:rPr>
       </w:pPr>
       <w:r>
         <w:rPr>
           <w:rFonts w:ascii="Calibri" w:hAnsi="Calibri" w:cs="Calibri"/>
           <w:noProof/>
-          <w:sz w:val="36"/>
-          <w:szCs w:val="36"/>
+          <w:sz w:val="34"/>
+          <w:szCs w:val="34"/>
         </w:rPr>
         <w:lastRenderedPageBreak/>
         <w:drawing>
@@ -907,29 +1025,29 @@
         <w:jc w:val="both"/>
         <w:rPr>
           <w:rFonts w:ascii="Calibri" w:hAnsi="Calibri" w:cs="Calibri"/>
-          <w:sz w:val="36"/>
-          <w:szCs w:val="36"/>
-        </w:rPr>
-      </w:pPr>
-    </w:p>
-    <w:p>
-      <w:pPr>
-        <w:jc w:val="both"/>
-        <w:rPr>
-          <w:rFonts w:ascii="Calibri" w:hAnsi="Calibri" w:cs="Calibri"/>
-          <w:b/>
-          <w:bCs/>
-          <w:sz w:val="36"/>
-          <w:szCs w:val="36"/>
-        </w:rPr>
-      </w:pPr>
-      <w:r>
-        <w:rPr>
-          <w:rFonts w:ascii="Calibri" w:hAnsi="Calibri" w:cs="Calibri"/>
-          <w:b/>
-          <w:bCs/>
-          <w:sz w:val="36"/>
-          <w:szCs w:val="36"/>
+          <w:sz w:val="34"/>
+          <w:szCs w:val="34"/>
+        </w:rPr>
+      </w:pPr>
+    </w:p>
+    <w:p>
+      <w:pPr>
+        <w:jc w:val="both"/>
+        <w:rPr>
+          <w:rFonts w:ascii="Calibri" w:hAnsi="Calibri" w:cs="Calibri"/>
+          <w:b/>
+          <w:bCs/>
+          <w:sz w:val="34"/>
+          <w:szCs w:val="34"/>
+        </w:rPr>
+      </w:pPr>
+      <w:r>
+        <w:rPr>
+          <w:rFonts w:ascii="Calibri" w:hAnsi="Calibri" w:cs="Calibri"/>
+          <w:b/>
+          <w:bCs/>
+          <w:sz w:val="34"/>
+          <w:szCs w:val="34"/>
         </w:rPr>
         <w:t>Regression:</w:t>
       </w:r>
@@ -939,15 +1057,15 @@
         <w:jc w:val="both"/>
         <w:rPr>
           <w:rFonts w:ascii="Calibri" w:hAnsi="Calibri" w:cs="Calibri"/>
-          <w:sz w:val="36"/>
-          <w:szCs w:val="36"/>
-        </w:rPr>
-      </w:pPr>
-      <w:r>
-        <w:rPr>
-          <w:rFonts w:ascii="Calibri" w:hAnsi="Calibri" w:cs="Calibri"/>
-          <w:sz w:val="36"/>
-          <w:szCs w:val="36"/>
+          <w:sz w:val="34"/>
+          <w:szCs w:val="34"/>
+        </w:rPr>
+      </w:pPr>
+      <w:r>
+        <w:rPr>
+          <w:rFonts w:ascii="Calibri" w:hAnsi="Calibri" w:cs="Calibri"/>
+          <w:sz w:val="34"/>
+          <w:szCs w:val="34"/>
         </w:rPr>
         <w:t># Regression is a statistical method used to model and quantify the relationship between a dependent variable (</w:t>
       </w:r>
@@ -956,16 +1074,16 @@
           <w:rFonts w:ascii="Calibri" w:hAnsi="Calibri" w:cs="Calibri"/>
           <w:b/>
           <w:bCs/>
-          <w:sz w:val="36"/>
-          <w:szCs w:val="36"/>
+          <w:sz w:val="34"/>
+          <w:szCs w:val="34"/>
         </w:rPr>
         <w:t>y</w:t>
       </w:r>
       <w:r>
         <w:rPr>
           <w:rFonts w:ascii="Calibri" w:hAnsi="Calibri" w:cs="Calibri"/>
-          <w:sz w:val="36"/>
-          <w:szCs w:val="36"/>
+          <w:sz w:val="34"/>
+          <w:szCs w:val="34"/>
         </w:rPr>
         <w:t>) and one or more independent variables (</w:t>
       </w:r>
@@ -974,16 +1092,16 @@
           <w:rFonts w:ascii="Calibri" w:hAnsi="Calibri" w:cs="Calibri"/>
           <w:b/>
           <w:bCs/>
-          <w:sz w:val="36"/>
-          <w:szCs w:val="36"/>
+          <w:sz w:val="34"/>
+          <w:szCs w:val="34"/>
         </w:rPr>
         <w:t>x</w:t>
       </w:r>
       <w:r>
         <w:rPr>
           <w:rFonts w:ascii="Calibri" w:hAnsi="Calibri" w:cs="Calibri"/>
-          <w:sz w:val="36"/>
-          <w:szCs w:val="36"/>
+          <w:sz w:val="34"/>
+          <w:szCs w:val="34"/>
         </w:rPr>
         <w:t>).</w:t>
       </w:r>
@@ -993,15 +1111,15 @@
         <w:jc w:val="both"/>
         <w:rPr>
           <w:rFonts w:ascii="Calibri" w:hAnsi="Calibri" w:cs="Calibri"/>
-          <w:sz w:val="36"/>
-          <w:szCs w:val="36"/>
-        </w:rPr>
-      </w:pPr>
-      <w:r>
-        <w:rPr>
-          <w:rFonts w:ascii="Calibri" w:hAnsi="Calibri" w:cs="Calibri"/>
-          <w:sz w:val="36"/>
-          <w:szCs w:val="36"/>
+          <w:sz w:val="34"/>
+          <w:szCs w:val="34"/>
+        </w:rPr>
+      </w:pPr>
+      <w:r>
+        <w:rPr>
+          <w:rFonts w:ascii="Calibri" w:hAnsi="Calibri" w:cs="Calibri"/>
+          <w:sz w:val="34"/>
+          <w:szCs w:val="34"/>
         </w:rPr>
         <w:t># The word "regression" means returning to a mean or central tendency, the algorithm finds the line that best represents the central trend in the data or goes through the near center of all the data endpoints.</w:t>
       </w:r>
@@ -1016,25 +1134,25 @@
         <w:jc w:val="both"/>
         <w:rPr>
           <w:rFonts w:ascii="Calibri" w:hAnsi="Calibri" w:cs="Calibri"/>
-          <w:sz w:val="36"/>
-          <w:szCs w:val="36"/>
-        </w:rPr>
-      </w:pPr>
-      <w:r>
-        <w:rPr>
-          <w:rFonts w:ascii="Calibri" w:hAnsi="Calibri" w:cs="Calibri"/>
-          <w:b/>
-          <w:bCs/>
-          <w:sz w:val="36"/>
-          <w:szCs w:val="36"/>
+          <w:sz w:val="34"/>
+          <w:szCs w:val="34"/>
+        </w:rPr>
+      </w:pPr>
+      <w:r>
+        <w:rPr>
+          <w:rFonts w:ascii="Calibri" w:hAnsi="Calibri" w:cs="Calibri"/>
+          <w:b/>
+          <w:bCs/>
+          <w:sz w:val="34"/>
+          <w:szCs w:val="34"/>
         </w:rPr>
         <w:t>Simple Linear Regression:</w:t>
       </w:r>
       <w:r>
         <w:rPr>
           <w:rFonts w:ascii="Calibri" w:hAnsi="Calibri" w:cs="Calibri"/>
-          <w:sz w:val="36"/>
-          <w:szCs w:val="36"/>
+          <w:sz w:val="34"/>
+          <w:szCs w:val="34"/>
         </w:rPr>
         <w:t xml:space="preserve">  one input feature (x) → one output (y)</w:t>
       </w:r>
@@ -1049,25 +1167,25 @@
         <w:jc w:val="both"/>
         <w:rPr>
           <w:rFonts w:ascii="Calibri" w:hAnsi="Calibri" w:cs="Calibri"/>
-          <w:sz w:val="36"/>
-          <w:szCs w:val="36"/>
-        </w:rPr>
-      </w:pPr>
-      <w:r>
-        <w:rPr>
-          <w:rFonts w:ascii="Calibri" w:hAnsi="Calibri" w:cs="Calibri"/>
-          <w:b/>
-          <w:bCs/>
-          <w:sz w:val="36"/>
-          <w:szCs w:val="36"/>
+          <w:sz w:val="34"/>
+          <w:szCs w:val="34"/>
+        </w:rPr>
+      </w:pPr>
+      <w:r>
+        <w:rPr>
+          <w:rFonts w:ascii="Calibri" w:hAnsi="Calibri" w:cs="Calibri"/>
+          <w:b/>
+          <w:bCs/>
+          <w:sz w:val="34"/>
+          <w:szCs w:val="34"/>
         </w:rPr>
         <w:t>Multiple Linear Regression:</w:t>
       </w:r>
       <w:r>
         <w:rPr>
           <w:rFonts w:ascii="Calibri" w:hAnsi="Calibri" w:cs="Calibri"/>
-          <w:sz w:val="36"/>
-          <w:szCs w:val="36"/>
+          <w:sz w:val="34"/>
+          <w:szCs w:val="34"/>
         </w:rPr>
         <w:t xml:space="preserve">  many input features (x₁, x₂, …) → one output (y)</w:t>
       </w:r>
@@ -1077,69 +1195,59 @@
         <w:jc w:val="both"/>
         <w:rPr>
           <w:rFonts w:ascii="Calibri" w:hAnsi="Calibri" w:cs="Calibri"/>
-          <w:sz w:val="36"/>
-          <w:szCs w:val="36"/>
-        </w:rPr>
-      </w:pPr>
-    </w:p>
-    <w:p>
-      <w:pPr>
-        <w:jc w:val="both"/>
-        <w:rPr>
-          <w:rFonts w:ascii="Calibri" w:hAnsi="Calibri" w:cs="Calibri"/>
-          <w:sz w:val="36"/>
-          <w:szCs w:val="36"/>
-        </w:rPr>
-      </w:pPr>
-    </w:p>
-    <w:p>
-      <w:pPr>
-        <w:jc w:val="both"/>
-        <w:rPr>
-          <w:rFonts w:ascii="Calibri" w:hAnsi="Calibri" w:cs="Calibri"/>
-          <w:sz w:val="36"/>
-          <w:szCs w:val="36"/>
-        </w:rPr>
-      </w:pPr>
-    </w:p>
-    <w:p>
-      <w:pPr>
-        <w:jc w:val="both"/>
-        <w:rPr>
-          <w:rFonts w:ascii="Calibri" w:hAnsi="Calibri" w:cs="Calibri"/>
-          <w:b/>
-          <w:bCs/>
-          <w:sz w:val="36"/>
-          <w:szCs w:val="36"/>
-        </w:rPr>
-      </w:pPr>
-      <w:r>
-        <w:rPr>
-          <w:rFonts w:ascii="Calibri" w:hAnsi="Calibri" w:cs="Calibri"/>
-          <w:b/>
-          <w:bCs/>
-          <w:sz w:val="36"/>
-          <w:szCs w:val="36"/>
+          <w:sz w:val="34"/>
+          <w:szCs w:val="34"/>
+        </w:rPr>
+      </w:pPr>
+    </w:p>
+    <w:p>
+      <w:pPr>
+        <w:jc w:val="both"/>
+        <w:rPr>
+          <w:rFonts w:ascii="Calibri" w:hAnsi="Calibri" w:cs="Calibri"/>
+          <w:sz w:val="34"/>
+          <w:szCs w:val="34"/>
+        </w:rPr>
+      </w:pPr>
+    </w:p>
+    <w:p>
+      <w:pPr>
+        <w:jc w:val="both"/>
+        <w:rPr>
+          <w:rFonts w:ascii="Calibri" w:hAnsi="Calibri" w:cs="Calibri"/>
+          <w:b/>
+          <w:bCs/>
+          <w:sz w:val="34"/>
+          <w:szCs w:val="34"/>
+        </w:rPr>
+      </w:pPr>
+      <w:r>
+        <w:rPr>
+          <w:rFonts w:ascii="Calibri" w:hAnsi="Calibri" w:cs="Calibri"/>
+          <w:b/>
+          <w:bCs/>
+          <w:sz w:val="34"/>
+          <w:szCs w:val="34"/>
+        </w:rPr>
+        <w:t>Linear Regression:</w:t>
+      </w:r>
+    </w:p>
+    <w:p>
+      <w:pPr>
+        <w:jc w:val="both"/>
+        <w:rPr>
+          <w:rFonts w:ascii="Calibri" w:hAnsi="Calibri" w:cs="Calibri"/>
+          <w:sz w:val="34"/>
+          <w:szCs w:val="34"/>
+        </w:rPr>
+      </w:pPr>
+      <w:r>
+        <w:rPr>
+          <w:rFonts w:ascii="Calibri" w:hAnsi="Calibri" w:cs="Calibri"/>
+          <w:sz w:val="34"/>
+          <w:szCs w:val="34"/>
         </w:rPr>
         <w:lastRenderedPageBreak/>
-        <w:t>Linear Regression:</w:t>
-      </w:r>
-    </w:p>
-    <w:p>
-      <w:pPr>
-        <w:jc w:val="both"/>
-        <w:rPr>
-          <w:rFonts w:ascii="Calibri" w:hAnsi="Calibri" w:cs="Calibri"/>
-          <w:sz w:val="36"/>
-          <w:szCs w:val="36"/>
-        </w:rPr>
-      </w:pPr>
-      <w:r>
-        <w:rPr>
-          <w:rFonts w:ascii="Calibri" w:hAnsi="Calibri" w:cs="Calibri"/>
-          <w:sz w:val="36"/>
-          <w:szCs w:val="36"/>
-        </w:rPr>
         <w:t xml:space="preserve"># In Linear Regression, the ML model's job is to find the best values of </w:t>
       </w:r>
       <w:r>
@@ -1147,16 +1255,16 @@
           <w:rFonts w:ascii="Calibri" w:hAnsi="Calibri" w:cs="Calibri"/>
           <w:b/>
           <w:bCs/>
-          <w:sz w:val="36"/>
-          <w:szCs w:val="36"/>
+          <w:sz w:val="34"/>
+          <w:szCs w:val="34"/>
         </w:rPr>
         <w:t>m</w:t>
       </w:r>
       <w:r>
         <w:rPr>
           <w:rFonts w:ascii="Calibri" w:hAnsi="Calibri" w:cs="Calibri"/>
-          <w:sz w:val="36"/>
-          <w:szCs w:val="36"/>
+          <w:sz w:val="34"/>
+          <w:szCs w:val="34"/>
         </w:rPr>
         <w:t xml:space="preserve"> (slope) and </w:t>
       </w:r>
@@ -1165,16 +1273,16 @@
           <w:rFonts w:ascii="Calibri" w:hAnsi="Calibri" w:cs="Calibri"/>
           <w:b/>
           <w:bCs/>
-          <w:sz w:val="36"/>
-          <w:szCs w:val="36"/>
+          <w:sz w:val="34"/>
+          <w:szCs w:val="34"/>
         </w:rPr>
         <w:t>c</w:t>
       </w:r>
       <w:r>
         <w:rPr>
           <w:rFonts w:ascii="Calibri" w:hAnsi="Calibri" w:cs="Calibri"/>
-          <w:sz w:val="36"/>
-          <w:szCs w:val="36"/>
+          <w:sz w:val="34"/>
+          <w:szCs w:val="34"/>
         </w:rPr>
         <w:t xml:space="preserve"> (intercept) so that the line fits as closely as possible through all data points.</w:t>
       </w:r>
@@ -1184,31 +1292,31 @@
         <w:jc w:val="both"/>
         <w:rPr>
           <w:rFonts w:ascii="Calibri" w:hAnsi="Calibri" w:cs="Calibri"/>
-          <w:sz w:val="36"/>
-          <w:szCs w:val="36"/>
-        </w:rPr>
-      </w:pPr>
-      <w:r>
-        <w:rPr>
-          <w:rFonts w:ascii="Calibri" w:hAnsi="Calibri" w:cs="Calibri"/>
-          <w:sz w:val="36"/>
-          <w:szCs w:val="36"/>
+          <w:sz w:val="34"/>
+          <w:szCs w:val="34"/>
+        </w:rPr>
+      </w:pPr>
+      <w:r>
+        <w:rPr>
+          <w:rFonts w:ascii="Calibri" w:hAnsi="Calibri" w:cs="Calibri"/>
+          <w:sz w:val="34"/>
+          <w:szCs w:val="34"/>
         </w:rPr>
         <w:t xml:space="preserve"># </w:t>
       </w:r>
       <w:r>
         <w:rPr>
           <w:rFonts w:ascii="Calibri" w:hAnsi="Calibri" w:cs="Calibri"/>
-          <w:sz w:val="36"/>
-          <w:szCs w:val="36"/>
+          <w:sz w:val="34"/>
+          <w:szCs w:val="34"/>
         </w:rPr>
         <w:t>Example, predicting</w:t>
       </w:r>
       <w:r>
         <w:rPr>
           <w:rFonts w:ascii="Calibri" w:hAnsi="Calibri" w:cs="Calibri"/>
-          <w:sz w:val="36"/>
-          <w:szCs w:val="36"/>
+          <w:sz w:val="34"/>
+          <w:szCs w:val="34"/>
         </w:rPr>
         <w:t xml:space="preserve"> exam marks based on study hours.</w:t>
       </w:r>
@@ -1223,17 +1331,17 @@
         <w:jc w:val="both"/>
         <w:rPr>
           <w:rFonts w:ascii="Calibri" w:hAnsi="Calibri" w:cs="Calibri"/>
-          <w:sz w:val="36"/>
-          <w:szCs w:val="36"/>
-        </w:rPr>
-      </w:pPr>
-      <w:r>
-        <w:rPr>
-          <w:rFonts w:ascii="Calibri" w:hAnsi="Calibri" w:cs="Calibri"/>
-          <w:b/>
-          <w:bCs/>
-          <w:sz w:val="36"/>
-          <w:szCs w:val="36"/>
+          <w:sz w:val="34"/>
+          <w:szCs w:val="34"/>
+        </w:rPr>
+      </w:pPr>
+      <w:r>
+        <w:rPr>
+          <w:rFonts w:ascii="Calibri" w:hAnsi="Calibri" w:cs="Calibri"/>
+          <w:b/>
+          <w:bCs/>
+          <w:sz w:val="34"/>
+          <w:szCs w:val="34"/>
         </w:rPr>
         <w:t>x-</w:t>
       </w:r>
@@ -1242,40 +1350,40 @@
           <w:rFonts w:ascii="Calibri" w:hAnsi="Calibri" w:cs="Calibri"/>
           <w:b/>
           <w:bCs/>
-          <w:sz w:val="36"/>
-          <w:szCs w:val="36"/>
+          <w:sz w:val="34"/>
+          <w:szCs w:val="34"/>
         </w:rPr>
         <w:t xml:space="preserve">axis </w:t>
       </w:r>
       <w:r>
         <w:rPr>
           <w:rFonts w:ascii="Calibri" w:hAnsi="Calibri" w:cs="Calibri"/>
-          <w:sz w:val="36"/>
-          <w:szCs w:val="36"/>
+          <w:sz w:val="34"/>
+          <w:szCs w:val="34"/>
         </w:rPr>
         <w:t>= Study</w:t>
       </w:r>
       <w:r>
         <w:rPr>
           <w:rFonts w:ascii="Calibri" w:hAnsi="Calibri" w:cs="Calibri"/>
-          <w:sz w:val="36"/>
-          <w:szCs w:val="36"/>
+          <w:sz w:val="34"/>
+          <w:szCs w:val="34"/>
         </w:rPr>
         <w:t xml:space="preserve"> </w:t>
       </w:r>
       <w:r>
         <w:rPr>
           <w:rFonts w:ascii="Calibri" w:hAnsi="Calibri" w:cs="Calibri"/>
-          <w:sz w:val="36"/>
-          <w:szCs w:val="36"/>
+          <w:sz w:val="34"/>
+          <w:szCs w:val="34"/>
         </w:rPr>
         <w:t>hours (</w:t>
       </w:r>
       <w:r>
         <w:rPr>
           <w:rFonts w:ascii="Calibri" w:hAnsi="Calibri" w:cs="Calibri"/>
-          <w:sz w:val="36"/>
-          <w:szCs w:val="36"/>
+          <w:sz w:val="34"/>
+          <w:szCs w:val="34"/>
         </w:rPr>
         <w:t>input / feature)</w:t>
       </w:r>
@@ -1290,17 +1398,17 @@
         <w:jc w:val="both"/>
         <w:rPr>
           <w:rFonts w:ascii="Calibri" w:hAnsi="Calibri" w:cs="Calibri"/>
-          <w:sz w:val="36"/>
-          <w:szCs w:val="36"/>
-        </w:rPr>
-      </w:pPr>
-      <w:r>
-        <w:rPr>
-          <w:rFonts w:ascii="Calibri" w:hAnsi="Calibri" w:cs="Calibri"/>
-          <w:b/>
-          <w:bCs/>
-          <w:sz w:val="36"/>
-          <w:szCs w:val="36"/>
+          <w:sz w:val="34"/>
+          <w:szCs w:val="34"/>
+        </w:rPr>
+      </w:pPr>
+      <w:r>
+        <w:rPr>
+          <w:rFonts w:ascii="Calibri" w:hAnsi="Calibri" w:cs="Calibri"/>
+          <w:b/>
+          <w:bCs/>
+          <w:sz w:val="34"/>
+          <w:szCs w:val="34"/>
         </w:rPr>
         <w:t>y-</w:t>
       </w:r>
@@ -1309,40 +1417,40 @@
           <w:rFonts w:ascii="Calibri" w:hAnsi="Calibri" w:cs="Calibri"/>
           <w:b/>
           <w:bCs/>
-          <w:sz w:val="36"/>
-          <w:szCs w:val="36"/>
+          <w:sz w:val="34"/>
+          <w:szCs w:val="34"/>
         </w:rPr>
         <w:t>axis</w:t>
       </w:r>
       <w:r>
         <w:rPr>
           <w:rFonts w:ascii="Calibri" w:hAnsi="Calibri" w:cs="Calibri"/>
-          <w:sz w:val="36"/>
-          <w:szCs w:val="36"/>
+          <w:sz w:val="34"/>
+          <w:szCs w:val="34"/>
         </w:rPr>
         <w:t xml:space="preserve"> = Exam</w:t>
       </w:r>
       <w:r>
         <w:rPr>
           <w:rFonts w:ascii="Calibri" w:hAnsi="Calibri" w:cs="Calibri"/>
-          <w:sz w:val="36"/>
-          <w:szCs w:val="36"/>
+          <w:sz w:val="34"/>
+          <w:szCs w:val="34"/>
         </w:rPr>
         <w:t xml:space="preserve"> </w:t>
       </w:r>
       <w:r>
         <w:rPr>
           <w:rFonts w:ascii="Calibri" w:hAnsi="Calibri" w:cs="Calibri"/>
-          <w:sz w:val="36"/>
-          <w:szCs w:val="36"/>
+          <w:sz w:val="34"/>
+          <w:szCs w:val="34"/>
         </w:rPr>
         <w:t>marks (</w:t>
       </w:r>
       <w:r>
         <w:rPr>
           <w:rFonts w:ascii="Calibri" w:hAnsi="Calibri" w:cs="Calibri"/>
-          <w:sz w:val="36"/>
-          <w:szCs w:val="36"/>
+          <w:sz w:val="34"/>
+          <w:szCs w:val="34"/>
         </w:rPr>
         <w:t>output / target)</w:t>
       </w:r>
@@ -1352,15 +1460,15 @@
         <w:jc w:val="both"/>
         <w:rPr>
           <w:rFonts w:ascii="Calibri" w:hAnsi="Calibri" w:cs="Calibri"/>
-          <w:sz w:val="36"/>
-          <w:szCs w:val="36"/>
-        </w:rPr>
-      </w:pPr>
-      <w:r>
-        <w:rPr>
-          <w:rFonts w:ascii="Calibri" w:hAnsi="Calibri" w:cs="Calibri"/>
-          <w:sz w:val="36"/>
-          <w:szCs w:val="36"/>
+          <w:sz w:val="34"/>
+          <w:szCs w:val="34"/>
+        </w:rPr>
+      </w:pPr>
+      <w:r>
+        <w:rPr>
+          <w:rFonts w:ascii="Calibri" w:hAnsi="Calibri" w:cs="Calibri"/>
+          <w:sz w:val="34"/>
+          <w:szCs w:val="34"/>
         </w:rPr>
         <w:t># The ML model does not understand labels like "study hours" or "marks". It only works with numbers. So, we give it a mathematical representation:</w:t>
       </w:r>
@@ -1372,35 +1480,69 @@
           <w:rFonts w:ascii="Calibri" w:hAnsi="Calibri" w:cs="Calibri"/>
           <w:b/>
           <w:bCs/>
-          <w:sz w:val="36"/>
-          <w:szCs w:val="36"/>
-        </w:rPr>
-      </w:pPr>
-      <w:r>
-        <w:rPr>
-          <w:rFonts w:ascii="Calibri" w:hAnsi="Calibri" w:cs="Calibri"/>
-          <w:b/>
-          <w:bCs/>
-          <w:sz w:val="36"/>
-          <w:szCs w:val="36"/>
-        </w:rPr>
-        <w:t>marks  =  m × (study_hours)  +  c</w:t>
-      </w:r>
-    </w:p>
-    <w:p>
-      <w:pPr>
-        <w:jc w:val="both"/>
-        <w:rPr>
-          <w:rFonts w:ascii="Calibri" w:hAnsi="Calibri" w:cs="Calibri"/>
-          <w:sz w:val="36"/>
-          <w:szCs w:val="36"/>
-        </w:rPr>
-      </w:pPr>
-      <w:r>
-        <w:rPr>
-          <w:rFonts w:ascii="Calibri" w:hAnsi="Calibri" w:cs="Calibri"/>
-          <w:sz w:val="36"/>
-          <w:szCs w:val="36"/>
+          <w:sz w:val="34"/>
+          <w:szCs w:val="34"/>
+        </w:rPr>
+      </w:pPr>
+      <w:proofErr w:type="gramStart"/>
+      <w:r>
+        <w:rPr>
+          <w:rFonts w:ascii="Calibri" w:hAnsi="Calibri" w:cs="Calibri"/>
+          <w:b/>
+          <w:bCs/>
+          <w:sz w:val="34"/>
+          <w:szCs w:val="34"/>
+        </w:rPr>
+        <w:t>marks  =</w:t>
+      </w:r>
+      <w:proofErr w:type="gramEnd"/>
+      <w:r>
+        <w:rPr>
+          <w:rFonts w:ascii="Calibri" w:hAnsi="Calibri" w:cs="Calibri"/>
+          <w:b/>
+          <w:bCs/>
+          <w:sz w:val="34"/>
+          <w:szCs w:val="34"/>
+        </w:rPr>
+        <w:t xml:space="preserve">  m × (</w:t>
+      </w:r>
+      <w:proofErr w:type="spellStart"/>
+      <w:r>
+        <w:rPr>
+          <w:rFonts w:ascii="Calibri" w:hAnsi="Calibri" w:cs="Calibri"/>
+          <w:b/>
+          <w:bCs/>
+          <w:sz w:val="34"/>
+          <w:szCs w:val="34"/>
+        </w:rPr>
+        <w:t>study_hours</w:t>
+      </w:r>
+      <w:proofErr w:type="spellEnd"/>
+      <w:r>
+        <w:rPr>
+          <w:rFonts w:ascii="Calibri" w:hAnsi="Calibri" w:cs="Calibri"/>
+          <w:b/>
+          <w:bCs/>
+          <w:sz w:val="34"/>
+          <w:szCs w:val="34"/>
+        </w:rPr>
+        <w:t>)  +  c</w:t>
+      </w:r>
+    </w:p>
+    <w:p>
+      <w:pPr>
+        <w:jc w:val="both"/>
+        <w:rPr>
+          <w:rFonts w:ascii="Calibri" w:hAnsi="Calibri" w:cs="Calibri"/>
+          <w:sz w:val="34"/>
+          <w:szCs w:val="34"/>
+        </w:rPr>
+      </w:pPr>
+      <w:r>
+        <w:rPr>
+          <w:rFonts w:ascii="Calibri" w:hAnsi="Calibri" w:cs="Calibri"/>
+          <w:sz w:val="34"/>
+          <w:szCs w:val="34"/>
         </w:rPr>
         <w:t xml:space="preserve"># The model searches for the optimal </w:t>
       </w:r>
@@ -1409,16 +1551,16 @@
           <w:rFonts w:ascii="Calibri" w:hAnsi="Calibri" w:cs="Calibri"/>
           <w:b/>
           <w:bCs/>
-          <w:sz w:val="36"/>
-          <w:szCs w:val="36"/>
+          <w:sz w:val="34"/>
+          <w:szCs w:val="34"/>
         </w:rPr>
         <w:t xml:space="preserve">m </w:t>
       </w:r>
       <w:r>
         <w:rPr>
           <w:rFonts w:ascii="Calibri" w:hAnsi="Calibri" w:cs="Calibri"/>
-          <w:sz w:val="36"/>
-          <w:szCs w:val="36"/>
+          <w:sz w:val="34"/>
+          <w:szCs w:val="34"/>
         </w:rPr>
         <w:t>and</w:t>
       </w:r>
@@ -1427,16 +1569,16 @@
           <w:rFonts w:ascii="Calibri" w:hAnsi="Calibri" w:cs="Calibri"/>
           <w:b/>
           <w:bCs/>
-          <w:sz w:val="36"/>
-          <w:szCs w:val="36"/>
+          <w:sz w:val="34"/>
+          <w:szCs w:val="34"/>
         </w:rPr>
         <w:t xml:space="preserve"> c</w:t>
       </w:r>
       <w:r>
         <w:rPr>
           <w:rFonts w:ascii="Calibri" w:hAnsi="Calibri" w:cs="Calibri"/>
-          <w:sz w:val="36"/>
-          <w:szCs w:val="36"/>
+          <w:sz w:val="34"/>
+          <w:szCs w:val="34"/>
         </w:rPr>
         <w:t xml:space="preserve"> that produce a line passing as closely as possible through all data points. The closer the line is to every point, the better the model predicts.</w:t>
       </w:r>
@@ -1446,15 +1588,15 @@
         <w:jc w:val="both"/>
         <w:rPr>
           <w:rFonts w:ascii="Calibri" w:hAnsi="Calibri" w:cs="Calibri"/>
-          <w:sz w:val="36"/>
-          <w:szCs w:val="36"/>
-        </w:rPr>
-      </w:pPr>
-      <w:r>
-        <w:rPr>
-          <w:rFonts w:ascii="Calibri" w:hAnsi="Calibri" w:cs="Calibri"/>
-          <w:sz w:val="36"/>
-          <w:szCs w:val="36"/>
+          <w:sz w:val="34"/>
+          <w:szCs w:val="34"/>
+        </w:rPr>
+      </w:pPr>
+      <w:r>
+        <w:rPr>
+          <w:rFonts w:ascii="Calibri" w:hAnsi="Calibri" w:cs="Calibri"/>
+          <w:sz w:val="34"/>
+          <w:szCs w:val="34"/>
         </w:rPr>
         <w:t># Rule of thumb, a line that passes through or near the center of the data spread (minimizing the overall distance to all points) is a good fit. A line skewed toward only some points is a poor fit.</w:t>
       </w:r>
@@ -1464,63 +1606,63 @@
         <w:jc w:val="both"/>
         <w:rPr>
           <w:rFonts w:ascii="Calibri" w:hAnsi="Calibri" w:cs="Calibri"/>
-          <w:sz w:val="36"/>
-          <w:szCs w:val="36"/>
-        </w:rPr>
-      </w:pPr>
-      <w:r>
-        <w:rPr>
-          <w:rFonts w:ascii="Calibri" w:hAnsi="Calibri" w:cs="Calibri"/>
-          <w:sz w:val="36"/>
-          <w:szCs w:val="36"/>
+          <w:sz w:val="34"/>
+          <w:szCs w:val="34"/>
+        </w:rPr>
+      </w:pPr>
+      <w:r>
+        <w:rPr>
+          <w:rFonts w:ascii="Calibri" w:hAnsi="Calibri" w:cs="Calibri"/>
+          <w:sz w:val="34"/>
+          <w:szCs w:val="34"/>
         </w:rPr>
         <w:t xml:space="preserve"># </w:t>
       </w:r>
       <w:r>
         <w:rPr>
           <w:rFonts w:ascii="Calibri" w:hAnsi="Calibri" w:cs="Calibri"/>
-          <w:sz w:val="36"/>
-          <w:szCs w:val="36"/>
+          <w:sz w:val="34"/>
+          <w:szCs w:val="34"/>
         </w:rPr>
         <w:t>Basically,</w:t>
       </w:r>
       <w:r>
         <w:rPr>
           <w:rFonts w:ascii="Calibri" w:hAnsi="Calibri" w:cs="Calibri"/>
-          <w:sz w:val="36"/>
-          <w:szCs w:val="36"/>
+          <w:sz w:val="34"/>
+          <w:szCs w:val="34"/>
         </w:rPr>
         <w:t xml:space="preserve"> this machine learning algorithm predicts based on</w:t>
       </w:r>
       <w:r>
         <w:rPr>
           <w:rFonts w:ascii="Calibri" w:hAnsi="Calibri" w:cs="Calibri"/>
-          <w:sz w:val="36"/>
-          <w:szCs w:val="36"/>
+          <w:sz w:val="34"/>
+          <w:szCs w:val="34"/>
         </w:rPr>
         <w:t>,</w:t>
       </w:r>
       <w:r>
         <w:rPr>
           <w:rFonts w:ascii="Calibri" w:hAnsi="Calibri" w:cs="Calibri"/>
-          <w:sz w:val="36"/>
-          <w:szCs w:val="36"/>
+          <w:sz w:val="34"/>
+          <w:szCs w:val="34"/>
         </w:rPr>
         <w:t xml:space="preserve"> if study hours</w:t>
       </w:r>
       <w:r>
         <w:rPr>
           <w:rFonts w:ascii="Calibri" w:hAnsi="Calibri" w:cs="Calibri"/>
-          <w:sz w:val="36"/>
-          <w:szCs w:val="36"/>
+          <w:sz w:val="34"/>
+          <w:szCs w:val="34"/>
         </w:rPr>
         <w:t xml:space="preserve"> </w:t>
       </w:r>
       <w:r>
         <w:rPr>
           <w:rFonts w:ascii="Calibri" w:hAnsi="Calibri" w:cs="Calibri"/>
-          <w:sz w:val="36"/>
-          <w:szCs w:val="36"/>
+          <w:sz w:val="34"/>
+          <w:szCs w:val="34"/>
         </w:rPr>
         <w:t>(</w:t>
       </w:r>
@@ -1529,16 +1671,16 @@
           <w:rFonts w:ascii="Calibri" w:hAnsi="Calibri" w:cs="Calibri"/>
           <w:b/>
           <w:bCs/>
-          <w:sz w:val="36"/>
-          <w:szCs w:val="36"/>
+          <w:sz w:val="34"/>
+          <w:szCs w:val="34"/>
         </w:rPr>
         <w:t>x</w:t>
       </w:r>
       <w:r>
         <w:rPr>
           <w:rFonts w:ascii="Calibri" w:hAnsi="Calibri" w:cs="Calibri"/>
-          <w:sz w:val="36"/>
-          <w:szCs w:val="36"/>
+          <w:sz w:val="34"/>
+          <w:szCs w:val="34"/>
         </w:rPr>
         <w:t>) increases then marks (</w:t>
       </w:r>
@@ -1547,24 +1689,24 @@
           <w:rFonts w:ascii="Calibri" w:hAnsi="Calibri" w:cs="Calibri"/>
           <w:b/>
           <w:bCs/>
-          <w:sz w:val="36"/>
-          <w:szCs w:val="36"/>
+          <w:sz w:val="34"/>
+          <w:szCs w:val="34"/>
         </w:rPr>
         <w:t>y</w:t>
       </w:r>
       <w:r>
         <w:rPr>
           <w:rFonts w:ascii="Calibri" w:hAnsi="Calibri" w:cs="Calibri"/>
-          <w:sz w:val="36"/>
-          <w:szCs w:val="36"/>
+          <w:sz w:val="34"/>
+          <w:szCs w:val="34"/>
         </w:rPr>
         <w:t>) will increase too.  And further</w:t>
       </w:r>
       <w:r>
         <w:rPr>
           <w:rFonts w:ascii="Calibri" w:hAnsi="Calibri" w:cs="Calibri"/>
-          <w:sz w:val="36"/>
-          <w:szCs w:val="36"/>
+          <w:sz w:val="34"/>
+          <w:szCs w:val="34"/>
         </w:rPr>
         <w:t xml:space="preserve"> accuracy achieved by using slope </w:t>
       </w:r>
@@ -1573,16 +1715,16 @@
           <w:rFonts w:ascii="Calibri" w:hAnsi="Calibri" w:cs="Calibri"/>
           <w:b/>
           <w:bCs/>
-          <w:sz w:val="36"/>
-          <w:szCs w:val="36"/>
+          <w:sz w:val="34"/>
+          <w:szCs w:val="34"/>
         </w:rPr>
         <w:t xml:space="preserve">y = mx + c </w:t>
       </w:r>
       <w:r>
         <w:rPr>
           <w:rFonts w:ascii="Calibri" w:hAnsi="Calibri" w:cs="Calibri"/>
-          <w:sz w:val="36"/>
-          <w:szCs w:val="36"/>
+          <w:sz w:val="34"/>
+          <w:szCs w:val="34"/>
         </w:rPr>
         <w:t xml:space="preserve">and </w:t>
       </w:r>
@@ -1591,16 +1733,16 @@
           <w:rFonts w:ascii="Calibri" w:hAnsi="Calibri" w:cs="Calibri"/>
           <w:b/>
           <w:bCs/>
-          <w:sz w:val="36"/>
-          <w:szCs w:val="36"/>
+          <w:sz w:val="34"/>
+          <w:szCs w:val="34"/>
         </w:rPr>
         <w:t>MSE</w:t>
       </w:r>
       <w:r>
         <w:rPr>
           <w:rFonts w:ascii="Calibri" w:hAnsi="Calibri" w:cs="Calibri"/>
-          <w:sz w:val="36"/>
-          <w:szCs w:val="36"/>
+          <w:sz w:val="34"/>
+          <w:szCs w:val="34"/>
         </w:rPr>
         <w:t xml:space="preserve"> </w:t>
       </w:r>
@@ -1610,16 +1752,16 @@
         <w:jc w:val="both"/>
         <w:rPr>
           <w:rFonts w:ascii="Calibri" w:hAnsi="Calibri" w:cs="Calibri"/>
-          <w:sz w:val="36"/>
-          <w:szCs w:val="36"/>
+          <w:sz w:val="34"/>
+          <w:szCs w:val="34"/>
         </w:rPr>
       </w:pPr>
       <w:r>
         <w:rPr>
           <w:rFonts w:ascii="Calibri" w:hAnsi="Calibri" w:cs="Calibri"/>
           <w:noProof/>
-          <w:sz w:val="36"/>
-          <w:szCs w:val="36"/>
+          <w:sz w:val="34"/>
+          <w:szCs w:val="34"/>
         </w:rPr>
         <w:lastRenderedPageBreak/>
         <w:drawing>
@@ -1671,25 +1813,25 @@
         <w:jc w:val="both"/>
         <w:rPr>
           <w:rFonts w:ascii="Calibri" w:hAnsi="Calibri" w:cs="Calibri"/>
-          <w:sz w:val="36"/>
-          <w:szCs w:val="36"/>
-        </w:rPr>
-      </w:pPr>
-    </w:p>
-    <w:p>
-      <w:pPr>
-        <w:jc w:val="both"/>
-        <w:rPr>
-          <w:rFonts w:ascii="Calibri" w:hAnsi="Calibri" w:cs="Calibri"/>
-          <w:sz w:val="36"/>
-          <w:szCs w:val="36"/>
-        </w:rPr>
-      </w:pPr>
-      <w:r>
-        <w:rPr>
-          <w:rFonts w:ascii="Calibri" w:hAnsi="Calibri" w:cs="Calibri"/>
-          <w:sz w:val="36"/>
-          <w:szCs w:val="36"/>
+          <w:sz w:val="34"/>
+          <w:szCs w:val="34"/>
+        </w:rPr>
+      </w:pPr>
+    </w:p>
+    <w:p>
+      <w:pPr>
+        <w:jc w:val="both"/>
+        <w:rPr>
+          <w:rFonts w:ascii="Calibri" w:hAnsi="Calibri" w:cs="Calibri"/>
+          <w:sz w:val="34"/>
+          <w:szCs w:val="34"/>
+        </w:rPr>
+      </w:pPr>
+      <w:r>
+        <w:rPr>
+          <w:rFonts w:ascii="Calibri" w:hAnsi="Calibri" w:cs="Calibri"/>
+          <w:sz w:val="34"/>
+          <w:szCs w:val="34"/>
         </w:rPr>
         <w:t>MSE (Mean Squared Error):</w:t>
       </w:r>
@@ -1699,15 +1841,15 @@
         <w:jc w:val="both"/>
         <w:rPr>
           <w:rFonts w:ascii="Calibri" w:hAnsi="Calibri" w:cs="Calibri"/>
-          <w:sz w:val="36"/>
-          <w:szCs w:val="36"/>
-        </w:rPr>
-      </w:pPr>
-      <w:r>
-        <w:rPr>
-          <w:rFonts w:ascii="Calibri" w:hAnsi="Calibri" w:cs="Calibri"/>
-          <w:sz w:val="36"/>
-          <w:szCs w:val="36"/>
+          <w:sz w:val="34"/>
+          <w:szCs w:val="34"/>
+        </w:rPr>
+      </w:pPr>
+      <w:r>
+        <w:rPr>
+          <w:rFonts w:ascii="Calibri" w:hAnsi="Calibri" w:cs="Calibri"/>
+          <w:sz w:val="34"/>
+          <w:szCs w:val="34"/>
         </w:rPr>
         <w:t># Once a line is drawn, there will always be a small gap between the predicted value (what the line says) and the actual value (the real data point). This gap is called a residual (or error).</w:t>
       </w:r>
@@ -1717,15 +1859,15 @@
         <w:jc w:val="both"/>
         <w:rPr>
           <w:rFonts w:ascii="Calibri" w:hAnsi="Calibri" w:cs="Calibri"/>
-          <w:sz w:val="36"/>
-          <w:szCs w:val="36"/>
-        </w:rPr>
-      </w:pPr>
-      <w:r>
-        <w:rPr>
-          <w:rFonts w:ascii="Calibri" w:hAnsi="Calibri" w:cs="Calibri"/>
-          <w:sz w:val="36"/>
-          <w:szCs w:val="36"/>
+          <w:sz w:val="34"/>
+          <w:szCs w:val="34"/>
+        </w:rPr>
+      </w:pPr>
+      <w:r>
+        <w:rPr>
+          <w:rFonts w:ascii="Calibri" w:hAnsi="Calibri" w:cs="Calibri"/>
+          <w:sz w:val="34"/>
+          <w:szCs w:val="34"/>
         </w:rPr>
         <w:t># Example:</w:t>
       </w:r>
@@ -1741,15 +1883,15 @@
         <w:jc w:val="both"/>
         <w:rPr>
           <w:rFonts w:ascii="Calibri" w:hAnsi="Calibri" w:cs="Calibri"/>
-          <w:sz w:val="36"/>
-          <w:szCs w:val="36"/>
-        </w:rPr>
-      </w:pPr>
-      <w:r>
-        <w:rPr>
-          <w:rFonts w:ascii="Calibri" w:hAnsi="Calibri" w:cs="Calibri"/>
-          <w:sz w:val="36"/>
-          <w:szCs w:val="36"/>
+          <w:sz w:val="34"/>
+          <w:szCs w:val="34"/>
+        </w:rPr>
+      </w:pPr>
+      <w:r>
+        <w:rPr>
+          <w:rFonts w:ascii="Calibri" w:hAnsi="Calibri" w:cs="Calibri"/>
+          <w:sz w:val="34"/>
+          <w:szCs w:val="34"/>
         </w:rPr>
         <w:t>Line predicts: marks = 25</w:t>
       </w:r>
@@ -1765,17 +1907,35 @@
         <w:jc w:val="both"/>
         <w:rPr>
           <w:rFonts w:ascii="Calibri" w:hAnsi="Calibri" w:cs="Calibri"/>
-          <w:sz w:val="36"/>
-          <w:szCs w:val="36"/>
-        </w:rPr>
-      </w:pPr>
-      <w:r>
-        <w:rPr>
-          <w:rFonts w:ascii="Calibri" w:hAnsi="Calibri" w:cs="Calibri"/>
-          <w:sz w:val="36"/>
-          <w:szCs w:val="36"/>
-        </w:rPr>
-        <w:t>Actual marks:  27  →  residual = +2</w:t>
+          <w:sz w:val="34"/>
+          <w:szCs w:val="34"/>
+        </w:rPr>
+      </w:pPr>
+      <w:r>
+        <w:rPr>
+          <w:rFonts w:ascii="Calibri" w:hAnsi="Calibri" w:cs="Calibri"/>
+          <w:sz w:val="34"/>
+          <w:szCs w:val="34"/>
+        </w:rPr>
+        <w:t xml:space="preserve">Actual marks:  </w:t>
+      </w:r>
+      <w:proofErr w:type="gramStart"/>
+      <w:r>
+        <w:rPr>
+          <w:rFonts w:ascii="Calibri" w:hAnsi="Calibri" w:cs="Calibri"/>
+          <w:sz w:val="34"/>
+          <w:szCs w:val="34"/>
+        </w:rPr>
+        <w:t>27  →</w:t>
+      </w:r>
+      <w:proofErr w:type="gramEnd"/>
+      <w:r>
+        <w:rPr>
+          <w:rFonts w:ascii="Calibri" w:hAnsi="Calibri" w:cs="Calibri"/>
+          <w:sz w:val="34"/>
+          <w:szCs w:val="34"/>
+        </w:rPr>
+        <w:t xml:space="preserve">  residual = +2</w:t>
       </w:r>
     </w:p>
     <w:p>
@@ -1789,33 +1949,51 @@
         <w:jc w:val="both"/>
         <w:rPr>
           <w:rFonts w:ascii="Calibri" w:hAnsi="Calibri" w:cs="Calibri"/>
-          <w:sz w:val="36"/>
-          <w:szCs w:val="36"/>
-        </w:rPr>
-      </w:pPr>
-      <w:r>
-        <w:rPr>
-          <w:rFonts w:ascii="Calibri" w:hAnsi="Calibri" w:cs="Calibri"/>
-          <w:sz w:val="36"/>
-          <w:szCs w:val="36"/>
-        </w:rPr>
-        <w:t>Actual marks:  23  →  residual = −2</w:t>
-      </w:r>
-    </w:p>
-    <w:p>
-      <w:pPr>
-        <w:jc w:val="both"/>
-        <w:rPr>
-          <w:rFonts w:ascii="Calibri" w:hAnsi="Calibri" w:cs="Calibri"/>
-          <w:sz w:val="36"/>
-          <w:szCs w:val="36"/>
-        </w:rPr>
-      </w:pPr>
-      <w:r>
-        <w:rPr>
-          <w:rFonts w:ascii="Calibri" w:hAnsi="Calibri" w:cs="Calibri"/>
-          <w:sz w:val="36"/>
-          <w:szCs w:val="36"/>
+          <w:sz w:val="34"/>
+          <w:szCs w:val="34"/>
+        </w:rPr>
+      </w:pPr>
+      <w:r>
+        <w:rPr>
+          <w:rFonts w:ascii="Calibri" w:hAnsi="Calibri" w:cs="Calibri"/>
+          <w:sz w:val="34"/>
+          <w:szCs w:val="34"/>
+        </w:rPr>
+        <w:t xml:space="preserve">Actual marks:  </w:t>
+      </w:r>
+      <w:proofErr w:type="gramStart"/>
+      <w:r>
+        <w:rPr>
+          <w:rFonts w:ascii="Calibri" w:hAnsi="Calibri" w:cs="Calibri"/>
+          <w:sz w:val="34"/>
+          <w:szCs w:val="34"/>
+        </w:rPr>
+        <w:t>23  →</w:t>
+      </w:r>
+      <w:proofErr w:type="gramEnd"/>
+      <w:r>
+        <w:rPr>
+          <w:rFonts w:ascii="Calibri" w:hAnsi="Calibri" w:cs="Calibri"/>
+          <w:sz w:val="34"/>
+          <w:szCs w:val="34"/>
+        </w:rPr>
+        <w:t xml:space="preserve">  residual = −2</w:t>
+      </w:r>
+    </w:p>
+    <w:p>
+      <w:pPr>
+        <w:jc w:val="both"/>
+        <w:rPr>
+          <w:rFonts w:ascii="Calibri" w:hAnsi="Calibri" w:cs="Calibri"/>
+          <w:sz w:val="34"/>
+          <w:szCs w:val="34"/>
+        </w:rPr>
+      </w:pPr>
+      <w:r>
+        <w:rPr>
+          <w:rFonts w:ascii="Calibri" w:hAnsi="Calibri" w:cs="Calibri"/>
+          <w:sz w:val="34"/>
+          <w:szCs w:val="34"/>
         </w:rPr>
         <w:lastRenderedPageBreak/>
         <w:t># If we simply add all residuals, the positive and negative errors cancel each other out (e.g., +2 and −2 sum to 0), giving a falsely perfect score even when the line is bad. To avoid this, we square each residual, squaring always produces a positive value.</w:t>
@@ -1826,15 +2004,15 @@
         <w:jc w:val="both"/>
         <w:rPr>
           <w:rFonts w:ascii="Calibri" w:hAnsi="Calibri" w:cs="Calibri"/>
-          <w:sz w:val="36"/>
-          <w:szCs w:val="36"/>
-        </w:rPr>
-      </w:pPr>
-      <w:r>
-        <w:rPr>
-          <w:rFonts w:ascii="Calibri" w:hAnsi="Calibri" w:cs="Calibri"/>
-          <w:sz w:val="36"/>
-          <w:szCs w:val="36"/>
+          <w:sz w:val="34"/>
+          <w:szCs w:val="34"/>
+        </w:rPr>
+      </w:pPr>
+      <w:r>
+        <w:rPr>
+          <w:rFonts w:ascii="Calibri" w:hAnsi="Calibri" w:cs="Calibri"/>
+          <w:sz w:val="34"/>
+          <w:szCs w:val="34"/>
         </w:rPr>
         <w:t># The MSE Formula</w:t>
       </w:r>
@@ -1846,35 +2024,47 @@
           <w:rFonts w:ascii="Calibri" w:hAnsi="Calibri" w:cs="Calibri"/>
           <w:b/>
           <w:bCs/>
-          <w:sz w:val="36"/>
-          <w:szCs w:val="36"/>
-        </w:rPr>
-      </w:pPr>
-      <w:r>
-        <w:rPr>
-          <w:rFonts w:ascii="Calibri" w:hAnsi="Calibri" w:cs="Calibri"/>
-          <w:b/>
-          <w:bCs/>
-          <w:sz w:val="36"/>
-          <w:szCs w:val="36"/>
-        </w:rPr>
-        <w:t>MSE  =  (1/n)  ×  Σ (yᵢ  −  ŷᵢ)²</w:t>
-      </w:r>
-    </w:p>
-    <w:p>
-      <w:pPr>
-        <w:jc w:val="both"/>
-        <w:rPr>
-          <w:rFonts w:ascii="Calibri" w:hAnsi="Calibri" w:cs="Calibri"/>
-          <w:sz w:val="36"/>
-          <w:szCs w:val="36"/>
-        </w:rPr>
-      </w:pPr>
-      <w:r>
-        <w:rPr>
-          <w:rFonts w:ascii="Calibri" w:hAnsi="Calibri" w:cs="Calibri"/>
-          <w:sz w:val="36"/>
-          <w:szCs w:val="36"/>
+          <w:sz w:val="34"/>
+          <w:szCs w:val="34"/>
+        </w:rPr>
+      </w:pPr>
+      <w:proofErr w:type="gramStart"/>
+      <w:r>
+        <w:rPr>
+          <w:rFonts w:ascii="Calibri" w:hAnsi="Calibri" w:cs="Calibri"/>
+          <w:b/>
+          <w:bCs/>
+          <w:sz w:val="34"/>
+          <w:szCs w:val="34"/>
+        </w:rPr>
+        <w:t>MSE  =</w:t>
+      </w:r>
+      <w:proofErr w:type="gramEnd"/>
+      <w:r>
+        <w:rPr>
+          <w:rFonts w:ascii="Calibri" w:hAnsi="Calibri" w:cs="Calibri"/>
+          <w:b/>
+          <w:bCs/>
+          <w:sz w:val="34"/>
+          <w:szCs w:val="34"/>
+        </w:rPr>
+        <w:t xml:space="preserve">  (1/n)  ×  Σ (yᵢ  −  ŷᵢ)²</w:t>
+      </w:r>
+    </w:p>
+    <w:p>
+      <w:pPr>
+        <w:jc w:val="both"/>
+        <w:rPr>
+          <w:rFonts w:ascii="Calibri" w:hAnsi="Calibri" w:cs="Calibri"/>
+          <w:sz w:val="34"/>
+          <w:szCs w:val="34"/>
+        </w:rPr>
+      </w:pPr>
+      <w:r>
+        <w:rPr>
+          <w:rFonts w:ascii="Calibri" w:hAnsi="Calibri" w:cs="Calibri"/>
+          <w:sz w:val="34"/>
+          <w:szCs w:val="34"/>
         </w:rPr>
         <w:t>Where:</w:t>
       </w:r>
@@ -1890,27 +2080,37 @@
         <w:jc w:val="both"/>
         <w:rPr>
           <w:rFonts w:ascii="Calibri" w:hAnsi="Calibri" w:cs="Calibri"/>
-          <w:sz w:val="36"/>
-          <w:szCs w:val="36"/>
-        </w:rPr>
-      </w:pPr>
-      <w:r>
-        <w:rPr>
-          <w:rFonts w:ascii="Calibri" w:hAnsi="Calibri" w:cs="Calibri"/>
-          <w:b/>
-          <w:bCs/>
-          <w:sz w:val="36"/>
-          <w:szCs w:val="36"/>
+          <w:sz w:val="34"/>
+          <w:szCs w:val="34"/>
+        </w:rPr>
+      </w:pPr>
+      <w:proofErr w:type="gramStart"/>
+      <w:r>
+        <w:rPr>
+          <w:rFonts w:ascii="Calibri" w:hAnsi="Calibri" w:cs="Calibri"/>
+          <w:b/>
+          <w:bCs/>
+          <w:sz w:val="34"/>
+          <w:szCs w:val="34"/>
         </w:rPr>
         <w:t>n</w:t>
       </w:r>
       <w:r>
         <w:rPr>
           <w:rFonts w:ascii="Calibri" w:hAnsi="Calibri" w:cs="Calibri"/>
-          <w:sz w:val="36"/>
-          <w:szCs w:val="36"/>
-        </w:rPr>
-        <w:t xml:space="preserve">  =  total number of data points</w:t>
+          <w:sz w:val="34"/>
+          <w:szCs w:val="34"/>
+        </w:rPr>
+        <w:t xml:space="preserve">  =</w:t>
+      </w:r>
+      <w:proofErr w:type="gramEnd"/>
+      <w:r>
+        <w:rPr>
+          <w:rFonts w:ascii="Calibri" w:hAnsi="Calibri" w:cs="Calibri"/>
+          <w:sz w:val="34"/>
+          <w:szCs w:val="34"/>
+        </w:rPr>
+        <w:t xml:space="preserve">  total number of data points</w:t>
       </w:r>
     </w:p>
     <w:p>
@@ -1924,27 +2124,37 @@
         <w:jc w:val="both"/>
         <w:rPr>
           <w:rFonts w:ascii="Calibri" w:hAnsi="Calibri" w:cs="Calibri"/>
-          <w:sz w:val="36"/>
-          <w:szCs w:val="36"/>
-        </w:rPr>
-      </w:pPr>
-      <w:r>
-        <w:rPr>
-          <w:rFonts w:ascii="Calibri" w:hAnsi="Calibri" w:cs="Calibri"/>
-          <w:b/>
-          <w:bCs/>
-          <w:sz w:val="36"/>
-          <w:szCs w:val="36"/>
+          <w:sz w:val="34"/>
+          <w:szCs w:val="34"/>
+        </w:rPr>
+      </w:pPr>
+      <w:proofErr w:type="gramStart"/>
+      <w:r>
+        <w:rPr>
+          <w:rFonts w:ascii="Calibri" w:hAnsi="Calibri" w:cs="Calibri"/>
+          <w:b/>
+          <w:bCs/>
+          <w:sz w:val="34"/>
+          <w:szCs w:val="34"/>
         </w:rPr>
         <w:t xml:space="preserve">yᵢ  </w:t>
       </w:r>
       <w:r>
         <w:rPr>
           <w:rFonts w:ascii="Calibri" w:hAnsi="Calibri" w:cs="Calibri"/>
-          <w:sz w:val="36"/>
-          <w:szCs w:val="36"/>
-        </w:rPr>
-        <w:t>=  actual value (real data)</w:t>
+          <w:sz w:val="34"/>
+          <w:szCs w:val="34"/>
+        </w:rPr>
+        <w:t>=</w:t>
+      </w:r>
+      <w:proofErr w:type="gramEnd"/>
+      <w:r>
+        <w:rPr>
+          <w:rFonts w:ascii="Calibri" w:hAnsi="Calibri" w:cs="Calibri"/>
+          <w:sz w:val="34"/>
+          <w:szCs w:val="34"/>
+        </w:rPr>
+        <w:t xml:space="preserve">  actual value (real data)</w:t>
       </w:r>
     </w:p>
     <w:p>
@@ -1958,27 +2168,37 @@
         <w:jc w:val="both"/>
         <w:rPr>
           <w:rFonts w:ascii="Calibri" w:hAnsi="Calibri" w:cs="Calibri"/>
-          <w:sz w:val="36"/>
-          <w:szCs w:val="36"/>
-        </w:rPr>
-      </w:pPr>
-      <w:r>
-        <w:rPr>
-          <w:rFonts w:ascii="Calibri" w:hAnsi="Calibri" w:cs="Calibri"/>
-          <w:b/>
-          <w:bCs/>
-          <w:sz w:val="36"/>
-          <w:szCs w:val="36"/>
+          <w:sz w:val="34"/>
+          <w:szCs w:val="34"/>
+        </w:rPr>
+      </w:pPr>
+      <w:proofErr w:type="gramStart"/>
+      <w:r>
+        <w:rPr>
+          <w:rFonts w:ascii="Calibri" w:hAnsi="Calibri" w:cs="Calibri"/>
+          <w:b/>
+          <w:bCs/>
+          <w:sz w:val="34"/>
+          <w:szCs w:val="34"/>
         </w:rPr>
         <w:t xml:space="preserve">ŷᵢ </w:t>
       </w:r>
       <w:r>
         <w:rPr>
           <w:rFonts w:ascii="Calibri" w:hAnsi="Calibri" w:cs="Calibri"/>
-          <w:sz w:val="36"/>
-          <w:szCs w:val="36"/>
-        </w:rPr>
-        <w:t xml:space="preserve"> =  predicted value (what the line gives)</w:t>
+          <w:sz w:val="34"/>
+          <w:szCs w:val="34"/>
+        </w:rPr>
+        <w:t xml:space="preserve"> =</w:t>
+      </w:r>
+      <w:proofErr w:type="gramEnd"/>
+      <w:r>
+        <w:rPr>
+          <w:rFonts w:ascii="Calibri" w:hAnsi="Calibri" w:cs="Calibri"/>
+          <w:sz w:val="34"/>
+          <w:szCs w:val="34"/>
+        </w:rPr>
+        <w:t xml:space="preserve">  predicted value (what the line gives)</w:t>
       </w:r>
     </w:p>
     <w:p>
@@ -1992,43 +2212,53 @@
         <w:jc w:val="both"/>
         <w:rPr>
           <w:rFonts w:ascii="Calibri" w:hAnsi="Calibri" w:cs="Calibri"/>
-          <w:sz w:val="36"/>
-          <w:szCs w:val="36"/>
-        </w:rPr>
-      </w:pPr>
-      <w:r>
-        <w:rPr>
-          <w:rFonts w:ascii="Calibri" w:hAnsi="Calibri" w:cs="Calibri"/>
-          <w:b/>
-          <w:bCs/>
-          <w:sz w:val="36"/>
-          <w:szCs w:val="36"/>
+          <w:sz w:val="34"/>
+          <w:szCs w:val="34"/>
+        </w:rPr>
+      </w:pPr>
+      <w:proofErr w:type="gramStart"/>
+      <w:r>
+        <w:rPr>
+          <w:rFonts w:ascii="Calibri" w:hAnsi="Calibri" w:cs="Calibri"/>
+          <w:b/>
+          <w:bCs/>
+          <w:sz w:val="34"/>
+          <w:szCs w:val="34"/>
         </w:rPr>
         <w:t xml:space="preserve">Σ </w:t>
       </w:r>
       <w:r>
         <w:rPr>
           <w:rFonts w:ascii="Calibri" w:hAnsi="Calibri" w:cs="Calibri"/>
-          <w:sz w:val="36"/>
-          <w:szCs w:val="36"/>
-        </w:rPr>
-        <w:t xml:space="preserve"> =  sum across all data points</w:t>
-      </w:r>
-    </w:p>
-    <w:p>
-      <w:pPr>
-        <w:jc w:val="both"/>
-        <w:rPr>
-          <w:rFonts w:ascii="Calibri" w:hAnsi="Calibri" w:cs="Calibri"/>
-          <w:sz w:val="36"/>
-          <w:szCs w:val="36"/>
-        </w:rPr>
-      </w:pPr>
-      <w:r>
-        <w:rPr>
-          <w:rFonts w:ascii="Calibri" w:hAnsi="Calibri" w:cs="Calibri"/>
-          <w:sz w:val="36"/>
-          <w:szCs w:val="36"/>
+          <w:sz w:val="34"/>
+          <w:szCs w:val="34"/>
+        </w:rPr>
+        <w:t xml:space="preserve"> =</w:t>
+      </w:r>
+      <w:proofErr w:type="gramEnd"/>
+      <w:r>
+        <w:rPr>
+          <w:rFonts w:ascii="Calibri" w:hAnsi="Calibri" w:cs="Calibri"/>
+          <w:sz w:val="34"/>
+          <w:szCs w:val="34"/>
+        </w:rPr>
+        <w:t xml:space="preserve">  sum across all data points</w:t>
+      </w:r>
+    </w:p>
+    <w:p>
+      <w:pPr>
+        <w:jc w:val="both"/>
+        <w:rPr>
+          <w:rFonts w:ascii="Calibri" w:hAnsi="Calibri" w:cs="Calibri"/>
+          <w:sz w:val="34"/>
+          <w:szCs w:val="34"/>
+        </w:rPr>
+      </w:pPr>
+      <w:r>
+        <w:rPr>
+          <w:rFonts w:ascii="Calibri" w:hAnsi="Calibri" w:cs="Calibri"/>
+          <w:sz w:val="34"/>
+          <w:szCs w:val="34"/>
         </w:rPr>
         <w:t># Using our example:</w:t>
       </w:r>
@@ -2040,28 +2270,40 @@
           <w:rFonts w:ascii="Calibri" w:hAnsi="Calibri" w:cs="Calibri"/>
           <w:b/>
           <w:bCs/>
-          <w:sz w:val="36"/>
-          <w:szCs w:val="36"/>
-        </w:rPr>
-      </w:pPr>
-      <w:r>
-        <w:rPr>
-          <w:rFonts w:ascii="Calibri" w:hAnsi="Calibri" w:cs="Calibri"/>
-          <w:b/>
-          <w:bCs/>
-          <w:sz w:val="36"/>
-          <w:szCs w:val="36"/>
-        </w:rPr>
-        <w:t>MSE  =  (1/2)  ×  [(+2)²  +  (−2)²]  =  (1/2)  ×  [4 + 4]  =  4</w:t>
-      </w:r>
-    </w:p>
-    <w:p>
-      <w:pPr>
-        <w:jc w:val="both"/>
-        <w:rPr>
-          <w:rFonts w:ascii="Calibri" w:hAnsi="Calibri" w:cs="Calibri"/>
-          <w:sz w:val="36"/>
-          <w:szCs w:val="36"/>
+          <w:sz w:val="34"/>
+          <w:szCs w:val="34"/>
+        </w:rPr>
+      </w:pPr>
+      <w:proofErr w:type="gramStart"/>
+      <w:r>
+        <w:rPr>
+          <w:rFonts w:ascii="Calibri" w:hAnsi="Calibri" w:cs="Calibri"/>
+          <w:b/>
+          <w:bCs/>
+          <w:sz w:val="34"/>
+          <w:szCs w:val="34"/>
+        </w:rPr>
+        <w:t>MSE  =</w:t>
+      </w:r>
+      <w:proofErr w:type="gramEnd"/>
+      <w:r>
+        <w:rPr>
+          <w:rFonts w:ascii="Calibri" w:hAnsi="Calibri" w:cs="Calibri"/>
+          <w:b/>
+          <w:bCs/>
+          <w:sz w:val="34"/>
+          <w:szCs w:val="34"/>
+        </w:rPr>
+        <w:t xml:space="preserve">  (1/2)  ×  [(+2)²  +  (−2)²]  =  (1/2)  ×  [4 + 4]  =  4</w:t>
+      </w:r>
+    </w:p>
+    <w:p>
+      <w:pPr>
+        <w:jc w:val="both"/>
+        <w:rPr>
+          <w:rFonts w:ascii="Calibri" w:hAnsi="Calibri" w:cs="Calibri"/>
+          <w:sz w:val="34"/>
+          <w:szCs w:val="34"/>
         </w:rPr>
       </w:pPr>
       <w:r>
@@ -2070,8 +2312,8 @@
           <w:b/>
           <w:bCs/>
           <w:noProof/>
-          <w:sz w:val="36"/>
-          <w:szCs w:val="36"/>
+          <w:sz w:val="34"/>
+          <w:szCs w:val="34"/>
         </w:rPr>
         <w:lastRenderedPageBreak/>
         <w:drawing>
@@ -2123,25 +2365,25 @@
         <w:jc w:val="both"/>
         <w:rPr>
           <w:rFonts w:ascii="Calibri" w:hAnsi="Calibri" w:cs="Calibri"/>
-          <w:sz w:val="36"/>
-          <w:szCs w:val="36"/>
-        </w:rPr>
-      </w:pPr>
-    </w:p>
-    <w:p>
-      <w:pPr>
-        <w:jc w:val="both"/>
-        <w:rPr>
-          <w:rFonts w:ascii="Calibri" w:hAnsi="Calibri" w:cs="Calibri"/>
-          <w:sz w:val="36"/>
-          <w:szCs w:val="36"/>
-        </w:rPr>
-      </w:pPr>
-      <w:r>
-        <w:rPr>
-          <w:rFonts w:ascii="Calibri" w:hAnsi="Calibri" w:cs="Calibri"/>
-          <w:sz w:val="36"/>
-          <w:szCs w:val="36"/>
+          <w:sz w:val="34"/>
+          <w:szCs w:val="34"/>
+        </w:rPr>
+      </w:pPr>
+    </w:p>
+    <w:p>
+      <w:pPr>
+        <w:jc w:val="both"/>
+        <w:rPr>
+          <w:rFonts w:ascii="Calibri" w:hAnsi="Calibri" w:cs="Calibri"/>
+          <w:sz w:val="34"/>
+          <w:szCs w:val="34"/>
+        </w:rPr>
+      </w:pPr>
+      <w:r>
+        <w:rPr>
+          <w:rFonts w:ascii="Calibri" w:hAnsi="Calibri" w:cs="Calibri"/>
+          <w:sz w:val="34"/>
+          <w:szCs w:val="34"/>
         </w:rPr>
         <w:t># When we plot MSE against the value of m (or c), we get a U-shaped (upward-opening) parabola. This happens because of how squaring works:</w:t>
       </w:r>
@@ -2152,23 +2394,23 @@
         <w:jc w:val="both"/>
         <w:rPr>
           <w:rFonts w:ascii="Calibri" w:hAnsi="Calibri" w:cs="Calibri"/>
-          <w:sz w:val="36"/>
-          <w:szCs w:val="36"/>
-        </w:rPr>
-      </w:pPr>
-      <w:r>
-        <w:rPr>
-          <w:rFonts w:ascii="Calibri" w:hAnsi="Calibri" w:cs="Calibri"/>
-          <w:sz w:val="36"/>
-          <w:szCs w:val="36"/>
+          <w:sz w:val="34"/>
+          <w:szCs w:val="34"/>
+        </w:rPr>
+      </w:pPr>
+      <w:r>
+        <w:rPr>
+          <w:rFonts w:ascii="Calibri" w:hAnsi="Calibri" w:cs="Calibri"/>
+          <w:sz w:val="34"/>
+          <w:szCs w:val="34"/>
         </w:rPr>
         <w:t>•</w:t>
       </w:r>
       <w:r>
         <w:rPr>
           <w:rFonts w:ascii="Calibri" w:hAnsi="Calibri" w:cs="Calibri"/>
-          <w:sz w:val="36"/>
-          <w:szCs w:val="36"/>
+          <w:sz w:val="34"/>
+          <w:szCs w:val="34"/>
         </w:rPr>
         <w:tab/>
         <w:t>When</w:t>
@@ -2178,34 +2420,44 @@
           <w:rFonts w:ascii="Calibri" w:hAnsi="Calibri" w:cs="Calibri"/>
           <w:b/>
           <w:bCs/>
-          <w:sz w:val="36"/>
-          <w:szCs w:val="36"/>
+          <w:sz w:val="34"/>
+          <w:szCs w:val="34"/>
         </w:rPr>
         <w:t xml:space="preserve"> x</w:t>
       </w:r>
       <w:r>
         <w:rPr>
           <w:rFonts w:ascii="Calibri" w:hAnsi="Calibri" w:cs="Calibri"/>
-          <w:sz w:val="36"/>
-          <w:szCs w:val="36"/>
-        </w:rPr>
-        <w:t xml:space="preserve"> is positive  →</w:t>
-      </w:r>
-      <w:r>
-        <w:rPr>
-          <w:rFonts w:ascii="Calibri" w:hAnsi="Calibri" w:cs="Calibri"/>
-          <w:b/>
-          <w:bCs/>
-          <w:sz w:val="36"/>
-          <w:szCs w:val="36"/>
+          <w:sz w:val="34"/>
+          <w:szCs w:val="34"/>
+        </w:rPr>
+        <w:t xml:space="preserve"> is </w:t>
+      </w:r>
+      <w:proofErr w:type="gramStart"/>
+      <w:r>
+        <w:rPr>
+          <w:rFonts w:ascii="Calibri" w:hAnsi="Calibri" w:cs="Calibri"/>
+          <w:sz w:val="34"/>
+          <w:szCs w:val="34"/>
+        </w:rPr>
+        <w:t>positive  →</w:t>
+      </w:r>
+      <w:proofErr w:type="gramEnd"/>
+      <w:r>
+        <w:rPr>
+          <w:rFonts w:ascii="Calibri" w:hAnsi="Calibri" w:cs="Calibri"/>
+          <w:b/>
+          <w:bCs/>
+          <w:sz w:val="34"/>
+          <w:szCs w:val="34"/>
         </w:rPr>
         <w:t xml:space="preserve">  x²</w:t>
       </w:r>
       <w:r>
         <w:rPr>
           <w:rFonts w:ascii="Calibri" w:hAnsi="Calibri" w:cs="Calibri"/>
-          <w:sz w:val="36"/>
-          <w:szCs w:val="36"/>
+          <w:sz w:val="34"/>
+          <w:szCs w:val="34"/>
         </w:rPr>
         <w:t xml:space="preserve"> is positive (increases upward)</w:t>
       </w:r>
@@ -2216,23 +2468,23 @@
         <w:jc w:val="both"/>
         <w:rPr>
           <w:rFonts w:ascii="Calibri" w:hAnsi="Calibri" w:cs="Calibri"/>
-          <w:sz w:val="36"/>
-          <w:szCs w:val="36"/>
-        </w:rPr>
-      </w:pPr>
-      <w:r>
-        <w:rPr>
-          <w:rFonts w:ascii="Calibri" w:hAnsi="Calibri" w:cs="Calibri"/>
-          <w:sz w:val="36"/>
-          <w:szCs w:val="36"/>
+          <w:sz w:val="34"/>
+          <w:szCs w:val="34"/>
+        </w:rPr>
+      </w:pPr>
+      <w:r>
+        <w:rPr>
+          <w:rFonts w:ascii="Calibri" w:hAnsi="Calibri" w:cs="Calibri"/>
+          <w:sz w:val="34"/>
+          <w:szCs w:val="34"/>
         </w:rPr>
         <w:t>•</w:t>
       </w:r>
       <w:r>
         <w:rPr>
           <w:rFonts w:ascii="Calibri" w:hAnsi="Calibri" w:cs="Calibri"/>
-          <w:sz w:val="36"/>
-          <w:szCs w:val="36"/>
+          <w:sz w:val="34"/>
+          <w:szCs w:val="34"/>
         </w:rPr>
         <w:tab/>
         <w:t xml:space="preserve">When </w:t>
@@ -2242,34 +2494,54 @@
           <w:rFonts w:ascii="Calibri" w:hAnsi="Calibri" w:cs="Calibri"/>
           <w:b/>
           <w:bCs/>
-          <w:sz w:val="36"/>
-          <w:szCs w:val="36"/>
+          <w:sz w:val="34"/>
+          <w:szCs w:val="34"/>
         </w:rPr>
         <w:t xml:space="preserve">x </w:t>
       </w:r>
       <w:r>
         <w:rPr>
           <w:rFonts w:ascii="Calibri" w:hAnsi="Calibri" w:cs="Calibri"/>
-          <w:sz w:val="36"/>
-          <w:szCs w:val="36"/>
-        </w:rPr>
-        <w:t xml:space="preserve">is zero      → </w:t>
-      </w:r>
-      <w:r>
-        <w:rPr>
-          <w:rFonts w:ascii="Calibri" w:hAnsi="Calibri" w:cs="Calibri"/>
-          <w:b/>
-          <w:bCs/>
-          <w:sz w:val="36"/>
-          <w:szCs w:val="36"/>
-        </w:rPr>
-        <w:t xml:space="preserve"> x²</w:t>
-      </w:r>
-      <w:r>
-        <w:rPr>
-          <w:rFonts w:ascii="Calibri" w:hAnsi="Calibri" w:cs="Calibri"/>
-          <w:sz w:val="36"/>
-          <w:szCs w:val="36"/>
+          <w:sz w:val="34"/>
+          <w:szCs w:val="34"/>
+        </w:rPr>
+        <w:t xml:space="preserve">is zero      </w:t>
+      </w:r>
+      <w:proofErr w:type="gramStart"/>
+      <w:r>
+        <w:rPr>
+          <w:rFonts w:ascii="Calibri" w:hAnsi="Calibri" w:cs="Calibri"/>
+          <w:sz w:val="34"/>
+          <w:szCs w:val="34"/>
+        </w:rPr>
+        <w:t xml:space="preserve">→ </w:t>
+      </w:r>
+      <w:r>
+        <w:rPr>
+          <w:rFonts w:ascii="Calibri" w:hAnsi="Calibri" w:cs="Calibri"/>
+          <w:b/>
+          <w:bCs/>
+          <w:sz w:val="34"/>
+          <w:szCs w:val="34"/>
+        </w:rPr>
+        <w:t xml:space="preserve"> x</w:t>
+      </w:r>
+      <w:proofErr w:type="gramEnd"/>
+      <w:r>
+        <w:rPr>
+          <w:rFonts w:ascii="Calibri" w:hAnsi="Calibri" w:cs="Calibri"/>
+          <w:b/>
+          <w:bCs/>
+          <w:sz w:val="34"/>
+          <w:szCs w:val="34"/>
+        </w:rPr>
+        <w:t>²</w:t>
+      </w:r>
+      <w:r>
+        <w:rPr>
+          <w:rFonts w:ascii="Calibri" w:hAnsi="Calibri" w:cs="Calibri"/>
+          <w:sz w:val="34"/>
+          <w:szCs w:val="34"/>
         </w:rPr>
         <w:t xml:space="preserve"> is zero (the minimum point)</w:t>
       </w:r>
@@ -2280,23 +2552,23 @@
         <w:jc w:val="both"/>
         <w:rPr>
           <w:rFonts w:ascii="Calibri" w:hAnsi="Calibri" w:cs="Calibri"/>
-          <w:sz w:val="36"/>
-          <w:szCs w:val="36"/>
-        </w:rPr>
-      </w:pPr>
-      <w:r>
-        <w:rPr>
-          <w:rFonts w:ascii="Calibri" w:hAnsi="Calibri" w:cs="Calibri"/>
-          <w:sz w:val="36"/>
-          <w:szCs w:val="36"/>
+          <w:sz w:val="34"/>
+          <w:szCs w:val="34"/>
+        </w:rPr>
+      </w:pPr>
+      <w:r>
+        <w:rPr>
+          <w:rFonts w:ascii="Calibri" w:hAnsi="Calibri" w:cs="Calibri"/>
+          <w:sz w:val="34"/>
+          <w:szCs w:val="34"/>
         </w:rPr>
         <w:t>•</w:t>
       </w:r>
       <w:r>
         <w:rPr>
           <w:rFonts w:ascii="Calibri" w:hAnsi="Calibri" w:cs="Calibri"/>
-          <w:sz w:val="36"/>
-          <w:szCs w:val="36"/>
+          <w:sz w:val="34"/>
+          <w:szCs w:val="34"/>
         </w:rPr>
         <w:tab/>
         <w:t xml:space="preserve">When </w:t>
@@ -2306,34 +2578,52 @@
           <w:rFonts w:ascii="Calibri" w:hAnsi="Calibri" w:cs="Calibri"/>
           <w:b/>
           <w:bCs/>
-          <w:sz w:val="36"/>
-          <w:szCs w:val="36"/>
+          <w:sz w:val="34"/>
+          <w:szCs w:val="34"/>
         </w:rPr>
         <w:t>x</w:t>
       </w:r>
       <w:r>
         <w:rPr>
           <w:rFonts w:ascii="Calibri" w:hAnsi="Calibri" w:cs="Calibri"/>
-          <w:sz w:val="36"/>
-          <w:szCs w:val="36"/>
-        </w:rPr>
-        <w:t xml:space="preserve"> is negative  →  </w:t>
-      </w:r>
-      <w:r>
-        <w:rPr>
-          <w:rFonts w:ascii="Calibri" w:hAnsi="Calibri" w:cs="Calibri"/>
-          <w:b/>
-          <w:bCs/>
-          <w:sz w:val="36"/>
-          <w:szCs w:val="36"/>
+          <w:sz w:val="34"/>
+          <w:szCs w:val="34"/>
+        </w:rPr>
+        <w:t xml:space="preserve"> is </w:t>
+      </w:r>
+      <w:proofErr w:type="gramStart"/>
+      <w:r>
+        <w:rPr>
+          <w:rFonts w:ascii="Calibri" w:hAnsi="Calibri" w:cs="Calibri"/>
+          <w:sz w:val="34"/>
+          <w:szCs w:val="34"/>
+        </w:rPr>
+        <w:t>negative  →</w:t>
+      </w:r>
+      <w:proofErr w:type="gramEnd"/>
+      <w:r>
+        <w:rPr>
+          <w:rFonts w:ascii="Calibri" w:hAnsi="Calibri" w:cs="Calibri"/>
+          <w:sz w:val="34"/>
+          <w:szCs w:val="34"/>
+        </w:rPr>
+        <w:t xml:space="preserve">  </w:t>
+      </w:r>
+      <w:r>
+        <w:rPr>
+          <w:rFonts w:ascii="Calibri" w:hAnsi="Calibri" w:cs="Calibri"/>
+          <w:b/>
+          <w:bCs/>
+          <w:sz w:val="34"/>
+          <w:szCs w:val="34"/>
         </w:rPr>
         <w:t>x²</w:t>
       </w:r>
       <w:r>
         <w:rPr>
           <w:rFonts w:ascii="Calibri" w:hAnsi="Calibri" w:cs="Calibri"/>
-          <w:sz w:val="36"/>
-          <w:szCs w:val="36"/>
+          <w:sz w:val="34"/>
+          <w:szCs w:val="34"/>
         </w:rPr>
         <w:t xml:space="preserve"> is still positive (increases upward)</w:t>
       </w:r>
@@ -2343,15 +2633,15 @@
         <w:jc w:val="both"/>
         <w:rPr>
           <w:rFonts w:ascii="Calibri" w:hAnsi="Calibri" w:cs="Calibri"/>
-          <w:sz w:val="36"/>
-          <w:szCs w:val="36"/>
-        </w:rPr>
-      </w:pPr>
-      <w:r>
-        <w:rPr>
-          <w:rFonts w:ascii="Calibri" w:hAnsi="Calibri" w:cs="Calibri"/>
-          <w:sz w:val="36"/>
-          <w:szCs w:val="36"/>
+          <w:sz w:val="34"/>
+          <w:szCs w:val="34"/>
+        </w:rPr>
+      </w:pPr>
+      <w:r>
+        <w:rPr>
+          <w:rFonts w:ascii="Calibri" w:hAnsi="Calibri" w:cs="Calibri"/>
+          <w:sz w:val="34"/>
+          <w:szCs w:val="34"/>
         </w:rPr>
         <w:t xml:space="preserve"># So, the graph curves upward on both sides, forming a U-shape. The lowest point of the U is the minimum MSE and the values of </w:t>
       </w:r>
@@ -2360,16 +2650,16 @@
           <w:rFonts w:ascii="Calibri" w:hAnsi="Calibri" w:cs="Calibri"/>
           <w:b/>
           <w:bCs/>
-          <w:sz w:val="36"/>
-          <w:szCs w:val="36"/>
+          <w:sz w:val="34"/>
+          <w:szCs w:val="34"/>
         </w:rPr>
         <w:t>m</w:t>
       </w:r>
       <w:r>
         <w:rPr>
           <w:rFonts w:ascii="Calibri" w:hAnsi="Calibri" w:cs="Calibri"/>
-          <w:sz w:val="36"/>
-          <w:szCs w:val="36"/>
+          <w:sz w:val="34"/>
+          <w:szCs w:val="34"/>
         </w:rPr>
         <w:t xml:space="preserve"> and </w:t>
       </w:r>
@@ -2378,16 +2668,16 @@
           <w:rFonts w:ascii="Calibri" w:hAnsi="Calibri" w:cs="Calibri"/>
           <w:b/>
           <w:bCs/>
-          <w:sz w:val="36"/>
-          <w:szCs w:val="36"/>
+          <w:sz w:val="34"/>
+          <w:szCs w:val="34"/>
         </w:rPr>
         <w:t>c</w:t>
       </w:r>
       <w:r>
         <w:rPr>
           <w:rFonts w:ascii="Calibri" w:hAnsi="Calibri" w:cs="Calibri"/>
-          <w:sz w:val="36"/>
-          <w:szCs w:val="36"/>
+          <w:sz w:val="34"/>
+          <w:szCs w:val="34"/>
         </w:rPr>
         <w:t>, at that lowest point are the best-fit parameters for our model.</w:t>
       </w:r>
@@ -2397,15 +2687,15 @@
         <w:jc w:val="both"/>
         <w:rPr>
           <w:rFonts w:ascii="Calibri" w:hAnsi="Calibri" w:cs="Calibri"/>
-          <w:sz w:val="36"/>
-          <w:szCs w:val="36"/>
-        </w:rPr>
-      </w:pPr>
-      <w:r>
-        <w:rPr>
-          <w:rFonts w:ascii="Calibri" w:hAnsi="Calibri" w:cs="Calibri"/>
-          <w:sz w:val="36"/>
-          <w:szCs w:val="36"/>
+          <w:sz w:val="34"/>
+          <w:szCs w:val="34"/>
+        </w:rPr>
+      </w:pPr>
+      <w:r>
+        <w:rPr>
+          <w:rFonts w:ascii="Calibri" w:hAnsi="Calibri" w:cs="Calibri"/>
+          <w:sz w:val="34"/>
+          <w:szCs w:val="34"/>
         </w:rPr>
         <w:lastRenderedPageBreak/>
         <w:t xml:space="preserve"># Important, the model uses an algorithm called Gradient Descent to slide down the U-shaped curve toward the minimum. It repeatedly adjusts </w:t>
@@ -2415,16 +2705,16 @@
           <w:rFonts w:ascii="Calibri" w:hAnsi="Calibri" w:cs="Calibri"/>
           <w:b/>
           <w:bCs/>
-          <w:sz w:val="36"/>
-          <w:szCs w:val="36"/>
+          <w:sz w:val="34"/>
+          <w:szCs w:val="34"/>
         </w:rPr>
         <w:t>m</w:t>
       </w:r>
       <w:r>
         <w:rPr>
           <w:rFonts w:ascii="Calibri" w:hAnsi="Calibri" w:cs="Calibri"/>
-          <w:sz w:val="36"/>
-          <w:szCs w:val="36"/>
+          <w:sz w:val="34"/>
+          <w:szCs w:val="34"/>
         </w:rPr>
         <w:t xml:space="preserve"> and </w:t>
       </w:r>
@@ -2433,16 +2723,16 @@
           <w:rFonts w:ascii="Calibri" w:hAnsi="Calibri" w:cs="Calibri"/>
           <w:b/>
           <w:bCs/>
-          <w:sz w:val="36"/>
-          <w:szCs w:val="36"/>
+          <w:sz w:val="34"/>
+          <w:szCs w:val="34"/>
         </w:rPr>
         <w:t>c</w:t>
       </w:r>
       <w:r>
         <w:rPr>
           <w:rFonts w:ascii="Calibri" w:hAnsi="Calibri" w:cs="Calibri"/>
-          <w:sz w:val="36"/>
-          <w:szCs w:val="36"/>
+          <w:sz w:val="34"/>
+          <w:szCs w:val="34"/>
         </w:rPr>
         <w:t xml:space="preserve"> in small steps until MSE stops decreasing.</w:t>
       </w:r>
@@ -2452,26 +2742,26 @@
         <w:jc w:val="both"/>
         <w:rPr>
           <w:rFonts w:ascii="Calibri" w:hAnsi="Calibri" w:cs="Calibri"/>
-          <w:sz w:val="36"/>
-          <w:szCs w:val="36"/>
-        </w:rPr>
-      </w:pPr>
-    </w:p>
-    <w:p>
-      <w:pPr>
-        <w:jc w:val="both"/>
-        <w:rPr>
-          <w:rFonts w:ascii="Calibri" w:hAnsi="Calibri" w:cs="Calibri"/>
-          <w:sz w:val="36"/>
-          <w:szCs w:val="36"/>
+          <w:sz w:val="34"/>
+          <w:szCs w:val="34"/>
+        </w:rPr>
+      </w:pPr>
+    </w:p>
+    <w:p>
+      <w:pPr>
+        <w:jc w:val="both"/>
+        <w:rPr>
+          <w:rFonts w:ascii="Calibri" w:hAnsi="Calibri" w:cs="Calibri"/>
+          <w:sz w:val="34"/>
+          <w:szCs w:val="34"/>
         </w:rPr>
       </w:pPr>
       <w:r>
         <w:rPr>
           <w:rFonts w:ascii="Calibri" w:hAnsi="Calibri" w:cs="Calibri"/>
           <w:noProof/>
-          <w:sz w:val="36"/>
-          <w:szCs w:val="36"/>
+          <w:sz w:val="34"/>
+          <w:szCs w:val="34"/>
         </w:rPr>
         <w:drawing>
           <wp:inline distT="0" distB="0" distL="0" distR="0" wp14:anchorId="049CAC83" wp14:editId="62978495">
@@ -2522,15 +2812,15 @@
         <w:jc w:val="both"/>
         <w:rPr>
           <w:rFonts w:ascii="Calibri" w:hAnsi="Calibri" w:cs="Calibri"/>
-          <w:sz w:val="36"/>
-          <w:szCs w:val="36"/>
-        </w:rPr>
-      </w:pPr>
-      <w:r>
-        <w:rPr>
-          <w:rFonts w:ascii="Calibri" w:hAnsi="Calibri" w:cs="Calibri"/>
-          <w:sz w:val="36"/>
-          <w:szCs w:val="36"/>
+          <w:sz w:val="34"/>
+          <w:szCs w:val="34"/>
+        </w:rPr>
+      </w:pPr>
+      <w:r>
+        <w:rPr>
+          <w:rFonts w:ascii="Calibri" w:hAnsi="Calibri" w:cs="Calibri"/>
+          <w:sz w:val="34"/>
+          <w:szCs w:val="34"/>
         </w:rPr>
         <w:t xml:space="preserve"># So, we adjust the value of </w:t>
       </w:r>
@@ -2539,16 +2829,16 @@
           <w:rFonts w:ascii="Calibri" w:hAnsi="Calibri" w:cs="Calibri"/>
           <w:b/>
           <w:bCs/>
-          <w:sz w:val="36"/>
-          <w:szCs w:val="36"/>
+          <w:sz w:val="34"/>
+          <w:szCs w:val="34"/>
         </w:rPr>
         <w:t>m</w:t>
       </w:r>
       <w:r>
         <w:rPr>
           <w:rFonts w:ascii="Calibri" w:hAnsi="Calibri" w:cs="Calibri"/>
-          <w:sz w:val="36"/>
-          <w:szCs w:val="36"/>
+          <w:sz w:val="34"/>
+          <w:szCs w:val="34"/>
         </w:rPr>
         <w:t xml:space="preserve"> or </w:t>
       </w:r>
@@ -2557,16 +2847,16 @@
           <w:rFonts w:ascii="Calibri" w:hAnsi="Calibri" w:cs="Calibri"/>
           <w:b/>
           <w:bCs/>
-          <w:sz w:val="36"/>
-          <w:szCs w:val="36"/>
+          <w:sz w:val="34"/>
+          <w:szCs w:val="34"/>
         </w:rPr>
         <w:t>c</w:t>
       </w:r>
       <w:r>
         <w:rPr>
           <w:rFonts w:ascii="Calibri" w:hAnsi="Calibri" w:cs="Calibri"/>
-          <w:sz w:val="36"/>
-          <w:szCs w:val="36"/>
+          <w:sz w:val="34"/>
+          <w:szCs w:val="34"/>
         </w:rPr>
         <w:t xml:space="preserve"> (intercept) to find lowest </w:t>
       </w:r>
@@ -2575,8 +2865,8 @@
           <w:rFonts w:ascii="Calibri" w:hAnsi="Calibri" w:cs="Calibri"/>
           <w:b/>
           <w:bCs/>
-          <w:sz w:val="36"/>
-          <w:szCs w:val="36"/>
+          <w:sz w:val="34"/>
+          <w:szCs w:val="34"/>
         </w:rPr>
         <w:t>MSE</w:t>
       </w:r>
@@ -2586,16 +2876,16 @@
         <w:jc w:val="both"/>
         <w:rPr>
           <w:rFonts w:ascii="Calibri" w:hAnsi="Calibri" w:cs="Calibri"/>
-          <w:sz w:val="36"/>
-          <w:szCs w:val="36"/>
+          <w:sz w:val="34"/>
+          <w:szCs w:val="34"/>
         </w:rPr>
       </w:pPr>
       <w:r>
         <w:rPr>
           <w:rFonts w:ascii="Calibri" w:hAnsi="Calibri" w:cs="Calibri"/>
           <w:noProof/>
-          <w:sz w:val="36"/>
-          <w:szCs w:val="36"/>
+          <w:sz w:val="34"/>
+          <w:szCs w:val="34"/>
         </w:rPr>
         <w:lastRenderedPageBreak/>
         <w:drawing>
@@ -2640,25 +2930,25 @@
         <w:jc w:val="both"/>
         <w:rPr>
           <w:rFonts w:ascii="Calibri" w:hAnsi="Calibri" w:cs="Calibri"/>
-          <w:sz w:val="36"/>
-          <w:szCs w:val="36"/>
-        </w:rPr>
-      </w:pPr>
-    </w:p>
-    <w:p>
-      <w:pPr>
-        <w:jc w:val="both"/>
-        <w:rPr>
-          <w:rFonts w:ascii="Calibri" w:hAnsi="Calibri" w:cs="Calibri"/>
-          <w:sz w:val="36"/>
-          <w:szCs w:val="36"/>
-        </w:rPr>
-      </w:pPr>
-      <w:r>
-        <w:rPr>
-          <w:rFonts w:ascii="Calibri" w:hAnsi="Calibri" w:cs="Calibri"/>
-          <w:sz w:val="36"/>
-          <w:szCs w:val="36"/>
+          <w:sz w:val="34"/>
+          <w:szCs w:val="34"/>
+        </w:rPr>
+      </w:pPr>
+    </w:p>
+    <w:p>
+      <w:pPr>
+        <w:jc w:val="both"/>
+        <w:rPr>
+          <w:rFonts w:ascii="Calibri" w:hAnsi="Calibri" w:cs="Calibri"/>
+          <w:sz w:val="34"/>
+          <w:szCs w:val="34"/>
+        </w:rPr>
+      </w:pPr>
+      <w:r>
+        <w:rPr>
+          <w:rFonts w:ascii="Calibri" w:hAnsi="Calibri" w:cs="Calibri"/>
+          <w:sz w:val="34"/>
+          <w:szCs w:val="34"/>
         </w:rPr>
         <w:t>Summary:</w:t>
       </w:r>
@@ -2668,15 +2958,15 @@
         <w:jc w:val="both"/>
         <w:rPr>
           <w:rFonts w:ascii="Calibri" w:hAnsi="Calibri" w:cs="Calibri"/>
-          <w:sz w:val="36"/>
-          <w:szCs w:val="36"/>
-        </w:rPr>
-      </w:pPr>
-      <w:r>
-        <w:rPr>
-          <w:rFonts w:ascii="Calibri" w:hAnsi="Calibri" w:cs="Calibri"/>
-          <w:sz w:val="36"/>
-          <w:szCs w:val="36"/>
+          <w:sz w:val="34"/>
+          <w:szCs w:val="34"/>
+        </w:rPr>
+      </w:pPr>
+      <w:r>
+        <w:rPr>
+          <w:rFonts w:ascii="Calibri" w:hAnsi="Calibri" w:cs="Calibri"/>
+          <w:sz w:val="34"/>
+          <w:szCs w:val="34"/>
         </w:rPr>
         <w:t xml:space="preserve"># Linear Regression teaches the ML model to find a straight-line </w:t>
       </w:r>
@@ -2685,16 +2975,16 @@
           <w:rFonts w:ascii="Calibri" w:hAnsi="Calibri" w:cs="Calibri"/>
           <w:b/>
           <w:bCs/>
-          <w:sz w:val="36"/>
-          <w:szCs w:val="36"/>
+          <w:sz w:val="34"/>
+          <w:szCs w:val="34"/>
         </w:rPr>
         <w:t>y = mx + c</w:t>
       </w:r>
       <w:r>
         <w:rPr>
           <w:rFonts w:ascii="Calibri" w:hAnsi="Calibri" w:cs="Calibri"/>
-          <w:sz w:val="36"/>
-          <w:szCs w:val="36"/>
+          <w:sz w:val="34"/>
+          <w:szCs w:val="34"/>
         </w:rPr>
         <w:t xml:space="preserve"> that best fits the data.</w:t>
       </w:r>
@@ -2705,23 +2995,23 @@
         <w:jc w:val="both"/>
         <w:rPr>
           <w:rFonts w:ascii="Calibri" w:hAnsi="Calibri" w:cs="Calibri"/>
-          <w:sz w:val="36"/>
-          <w:szCs w:val="36"/>
-        </w:rPr>
-      </w:pPr>
-      <w:r>
-        <w:rPr>
-          <w:rFonts w:ascii="Calibri" w:hAnsi="Calibri" w:cs="Calibri"/>
-          <w:sz w:val="36"/>
-          <w:szCs w:val="36"/>
+          <w:sz w:val="34"/>
+          <w:szCs w:val="34"/>
+        </w:rPr>
+      </w:pPr>
+      <w:r>
+        <w:rPr>
+          <w:rFonts w:ascii="Calibri" w:hAnsi="Calibri" w:cs="Calibri"/>
+          <w:sz w:val="34"/>
+          <w:szCs w:val="34"/>
         </w:rPr>
         <w:t>•</w:t>
       </w:r>
       <w:r>
         <w:rPr>
           <w:rFonts w:ascii="Calibri" w:hAnsi="Calibri" w:cs="Calibri"/>
-          <w:sz w:val="36"/>
-          <w:szCs w:val="36"/>
+          <w:sz w:val="34"/>
+          <w:szCs w:val="34"/>
         </w:rPr>
         <w:tab/>
       </w:r>
@@ -2730,18 +3020,38 @@
           <w:rFonts w:ascii="Calibri" w:hAnsi="Calibri" w:cs="Calibri"/>
           <w:b/>
           <w:bCs/>
-          <w:sz w:val="36"/>
-          <w:szCs w:val="36"/>
-        </w:rPr>
-        <w:t>y = mx + c</w:t>
-      </w:r>
-      <w:r>
-        <w:rPr>
-          <w:rFonts w:ascii="Calibri" w:hAnsi="Calibri" w:cs="Calibri"/>
-          <w:sz w:val="36"/>
-          <w:szCs w:val="36"/>
-        </w:rPr>
-        <w:t xml:space="preserve">  is the mathematical model of the relationship</w:t>
+          <w:sz w:val="34"/>
+          <w:szCs w:val="34"/>
+        </w:rPr>
+        <w:t xml:space="preserve">y = mx + </w:t>
+      </w:r>
+      <w:proofErr w:type="gramStart"/>
+      <w:r>
+        <w:rPr>
+          <w:rFonts w:ascii="Calibri" w:hAnsi="Calibri" w:cs="Calibri"/>
+          <w:b/>
+          <w:bCs/>
+          <w:sz w:val="34"/>
+          <w:szCs w:val="34"/>
+        </w:rPr>
+        <w:t>c</w:t>
+      </w:r>
+      <w:r>
+        <w:rPr>
+          <w:rFonts w:ascii="Calibri" w:hAnsi="Calibri" w:cs="Calibri"/>
+          <w:sz w:val="34"/>
+          <w:szCs w:val="34"/>
+        </w:rPr>
+        <w:t xml:space="preserve">  is</w:t>
+      </w:r>
+      <w:proofErr w:type="gramEnd"/>
+      <w:r>
+        <w:rPr>
+          <w:rFonts w:ascii="Calibri" w:hAnsi="Calibri" w:cs="Calibri"/>
+          <w:sz w:val="34"/>
+          <w:szCs w:val="34"/>
+        </w:rPr>
+        <w:t xml:space="preserve"> the mathematical model of the relationship</w:t>
       </w:r>
     </w:p>
     <w:p>
@@ -2750,23 +3060,23 @@
         <w:jc w:val="both"/>
         <w:rPr>
           <w:rFonts w:ascii="Calibri" w:hAnsi="Calibri" w:cs="Calibri"/>
-          <w:sz w:val="36"/>
-          <w:szCs w:val="36"/>
-        </w:rPr>
-      </w:pPr>
-      <w:r>
-        <w:rPr>
-          <w:rFonts w:ascii="Calibri" w:hAnsi="Calibri" w:cs="Calibri"/>
-          <w:sz w:val="36"/>
-          <w:szCs w:val="36"/>
+          <w:sz w:val="34"/>
+          <w:szCs w:val="34"/>
+        </w:rPr>
+      </w:pPr>
+      <w:r>
+        <w:rPr>
+          <w:rFonts w:ascii="Calibri" w:hAnsi="Calibri" w:cs="Calibri"/>
+          <w:sz w:val="34"/>
+          <w:szCs w:val="34"/>
         </w:rPr>
         <w:t>•</w:t>
       </w:r>
       <w:r>
         <w:rPr>
           <w:rFonts w:ascii="Calibri" w:hAnsi="Calibri" w:cs="Calibri"/>
-          <w:sz w:val="36"/>
-          <w:szCs w:val="36"/>
+          <w:sz w:val="34"/>
+          <w:szCs w:val="34"/>
         </w:rPr>
         <w:tab/>
       </w:r>
@@ -2775,16 +3085,16 @@
           <w:rFonts w:ascii="Calibri" w:hAnsi="Calibri" w:cs="Calibri"/>
           <w:b/>
           <w:bCs/>
-          <w:sz w:val="36"/>
-          <w:szCs w:val="36"/>
+          <w:sz w:val="34"/>
+          <w:szCs w:val="34"/>
         </w:rPr>
         <w:t xml:space="preserve">m </w:t>
       </w:r>
       <w:r>
         <w:rPr>
           <w:rFonts w:ascii="Calibri" w:hAnsi="Calibri" w:cs="Calibri"/>
-          <w:sz w:val="36"/>
-          <w:szCs w:val="36"/>
+          <w:sz w:val="34"/>
+          <w:szCs w:val="34"/>
         </w:rPr>
         <w:t xml:space="preserve">and </w:t>
       </w:r>
@@ -2793,16 +3103,16 @@
           <w:rFonts w:ascii="Calibri" w:hAnsi="Calibri" w:cs="Calibri"/>
           <w:b/>
           <w:bCs/>
-          <w:sz w:val="36"/>
-          <w:szCs w:val="36"/>
+          <w:sz w:val="34"/>
+          <w:szCs w:val="34"/>
         </w:rPr>
         <w:t>c</w:t>
       </w:r>
       <w:r>
         <w:rPr>
           <w:rFonts w:ascii="Calibri" w:hAnsi="Calibri" w:cs="Calibri"/>
-          <w:sz w:val="36"/>
-          <w:szCs w:val="36"/>
+          <w:sz w:val="34"/>
+          <w:szCs w:val="34"/>
         </w:rPr>
         <w:t xml:space="preserve"> are adjusted until the line fits the data well</w:t>
       </w:r>
@@ -2813,23 +3123,23 @@
         <w:jc w:val="both"/>
         <w:rPr>
           <w:rFonts w:ascii="Calibri" w:hAnsi="Calibri" w:cs="Calibri"/>
-          <w:sz w:val="36"/>
-          <w:szCs w:val="36"/>
-        </w:rPr>
-      </w:pPr>
-      <w:r>
-        <w:rPr>
-          <w:rFonts w:ascii="Calibri" w:hAnsi="Calibri" w:cs="Calibri"/>
-          <w:sz w:val="36"/>
-          <w:szCs w:val="36"/>
+          <w:sz w:val="34"/>
+          <w:szCs w:val="34"/>
+        </w:rPr>
+      </w:pPr>
+      <w:r>
+        <w:rPr>
+          <w:rFonts w:ascii="Calibri" w:hAnsi="Calibri" w:cs="Calibri"/>
+          <w:sz w:val="34"/>
+          <w:szCs w:val="34"/>
         </w:rPr>
         <w:t>•</w:t>
       </w:r>
       <w:r>
         <w:rPr>
           <w:rFonts w:ascii="Calibri" w:hAnsi="Calibri" w:cs="Calibri"/>
-          <w:sz w:val="36"/>
-          <w:szCs w:val="36"/>
+          <w:sz w:val="34"/>
+          <w:szCs w:val="34"/>
         </w:rPr>
         <w:tab/>
         <w:t>Residuals are the gaps between predicted and actual values</w:t>
@@ -2841,23 +3151,23 @@
         <w:jc w:val="both"/>
         <w:rPr>
           <w:rFonts w:ascii="Calibri" w:hAnsi="Calibri" w:cs="Calibri"/>
-          <w:sz w:val="36"/>
-          <w:szCs w:val="36"/>
-        </w:rPr>
-      </w:pPr>
-      <w:r>
-        <w:rPr>
-          <w:rFonts w:ascii="Calibri" w:hAnsi="Calibri" w:cs="Calibri"/>
-          <w:sz w:val="36"/>
-          <w:szCs w:val="36"/>
+          <w:sz w:val="34"/>
+          <w:szCs w:val="34"/>
+        </w:rPr>
+      </w:pPr>
+      <w:r>
+        <w:rPr>
+          <w:rFonts w:ascii="Calibri" w:hAnsi="Calibri" w:cs="Calibri"/>
+          <w:sz w:val="34"/>
+          <w:szCs w:val="34"/>
         </w:rPr>
         <w:t>•</w:t>
       </w:r>
       <w:r>
         <w:rPr>
           <w:rFonts w:ascii="Calibri" w:hAnsi="Calibri" w:cs="Calibri"/>
-          <w:sz w:val="36"/>
-          <w:szCs w:val="36"/>
+          <w:sz w:val="34"/>
+          <w:szCs w:val="34"/>
         </w:rPr>
         <w:tab/>
         <w:t>MSE measures the average squared error, lower is better</w:t>
@@ -2869,23 +3179,23 @@
         <w:jc w:val="both"/>
         <w:rPr>
           <w:rFonts w:ascii="Calibri" w:hAnsi="Calibri" w:cs="Calibri"/>
-          <w:sz w:val="36"/>
-          <w:szCs w:val="36"/>
-        </w:rPr>
-      </w:pPr>
-      <w:r>
-        <w:rPr>
-          <w:rFonts w:ascii="Calibri" w:hAnsi="Calibri" w:cs="Calibri"/>
-          <w:sz w:val="36"/>
-          <w:szCs w:val="36"/>
+          <w:sz w:val="34"/>
+          <w:szCs w:val="34"/>
+        </w:rPr>
+      </w:pPr>
+      <w:r>
+        <w:rPr>
+          <w:rFonts w:ascii="Calibri" w:hAnsi="Calibri" w:cs="Calibri"/>
+          <w:sz w:val="34"/>
+          <w:szCs w:val="34"/>
         </w:rPr>
         <w:t>•</w:t>
       </w:r>
       <w:r>
         <w:rPr>
           <w:rFonts w:ascii="Calibri" w:hAnsi="Calibri" w:cs="Calibri"/>
-          <w:sz w:val="36"/>
-          <w:szCs w:val="36"/>
+          <w:sz w:val="34"/>
+          <w:szCs w:val="34"/>
         </w:rPr>
         <w:tab/>
         <w:t xml:space="preserve">Gradient Descent finds the </w:t>
@@ -2895,16 +3205,16 @@
           <w:rFonts w:ascii="Calibri" w:hAnsi="Calibri" w:cs="Calibri"/>
           <w:b/>
           <w:bCs/>
-          <w:sz w:val="36"/>
-          <w:szCs w:val="36"/>
+          <w:sz w:val="34"/>
+          <w:szCs w:val="34"/>
         </w:rPr>
         <w:t>m</w:t>
       </w:r>
       <w:r>
         <w:rPr>
           <w:rFonts w:ascii="Calibri" w:hAnsi="Calibri" w:cs="Calibri"/>
-          <w:sz w:val="36"/>
-          <w:szCs w:val="36"/>
+          <w:sz w:val="34"/>
+          <w:szCs w:val="34"/>
         </w:rPr>
         <w:t xml:space="preserve"> and </w:t>
       </w:r>
@@ -2913,16 +3223,16 @@
           <w:rFonts w:ascii="Calibri" w:hAnsi="Calibri" w:cs="Calibri"/>
           <w:b/>
           <w:bCs/>
-          <w:sz w:val="36"/>
-          <w:szCs w:val="36"/>
+          <w:sz w:val="34"/>
+          <w:szCs w:val="34"/>
         </w:rPr>
         <w:t>c</w:t>
       </w:r>
       <w:r>
         <w:rPr>
           <w:rFonts w:ascii="Calibri" w:hAnsi="Calibri" w:cs="Calibri"/>
-          <w:sz w:val="36"/>
-          <w:szCs w:val="36"/>
+          <w:sz w:val="34"/>
+          <w:szCs w:val="34"/>
         </w:rPr>
         <w:t xml:space="preserve"> that minimize MSE by walking down the U-shaped curve</w:t>
       </w:r>
@@ -2932,23 +3242,23 @@
         <w:jc w:val="both"/>
         <w:rPr>
           <w:rFonts w:ascii="Calibri" w:hAnsi="Calibri" w:cs="Calibri"/>
-          <w:sz w:val="36"/>
-          <w:szCs w:val="36"/>
-        </w:rPr>
-      </w:pPr>
-      <w:r>
-        <w:rPr>
-          <w:rFonts w:ascii="Calibri" w:hAnsi="Calibri" w:cs="Calibri"/>
-          <w:sz w:val="36"/>
-          <w:szCs w:val="36"/>
+          <w:sz w:val="34"/>
+          <w:szCs w:val="34"/>
+        </w:rPr>
+      </w:pPr>
+      <w:r>
+        <w:rPr>
+          <w:rFonts w:ascii="Calibri" w:hAnsi="Calibri" w:cs="Calibri"/>
+          <w:sz w:val="34"/>
+          <w:szCs w:val="34"/>
         </w:rPr>
         <w:t xml:space="preserve"># </w:t>
       </w:r>
       <w:r>
         <w:rPr>
           <w:rFonts w:ascii="Calibri" w:hAnsi="Calibri" w:cs="Calibri"/>
-          <w:sz w:val="36"/>
-          <w:szCs w:val="36"/>
+          <w:sz w:val="34"/>
+          <w:szCs w:val="34"/>
         </w:rPr>
         <w:t>Because the relationship is linear (a straight line), the model assumes as study hours increase, marks increase proportionally. Linear Regression captures this trend and uses it to predict new outcomes.</w:t>
       </w:r>
